--- a/public/files/Huann Almeida EN.docx
+++ b/public/files/Huann Almeida EN.docx
@@ -1,6 +1,6 @@
 
 <file path=word/document.xml><?xml version="1.0" encoding="utf-8"?>
-<w:document xmlns:wpc="http://schemas.microsoft.com/office/word/2010/wordprocessingCanvas" xmlns:cx="http://schemas.microsoft.com/office/drawing/2014/chartex" xmlns:cx1="http://schemas.microsoft.com/office/drawing/2015/9/8/chartex" xmlns:cx2="http://schemas.microsoft.com/office/drawing/2015/10/21/chartex" xmlns:cx3="http://schemas.microsoft.com/office/drawing/2016/5/9/chartex" xmlns:cx4="http://schemas.microsoft.com/office/drawing/2016/5/10/chartex" xmlns:cx5="http://schemas.microsoft.com/office/drawing/2016/5/11/chartex" xmlns:cx6="http://schemas.microsoft.com/office/drawing/2016/5/12/chartex" xmlns:cx7="http://schemas.microsoft.com/office/drawing/2016/5/13/chartex" xmlns:cx8="http://schemas.microsoft.com/office/drawing/2016/5/14/chartex" xmlns:mc="http://schemas.openxmlformats.org/markup-compatibility/2006" xmlns:aink="http://schemas.microsoft.com/office/drawing/2016/ink" xmlns:am3d="http://schemas.microsoft.com/office/drawing/2017/model3d" xmlns:o="urn:schemas-microsoft-com:office:office" xmlns:oel="http://schemas.microsoft.com/office/2019/extlst" xmlns:r="http://schemas.openxmlformats.org/officeDocument/2006/relationships" xmlns:m="http://schemas.openxmlformats.org/officeDocument/2006/math" xmlns:v="urn:schemas-microsoft-com:vml" xmlns:wp14="http://schemas.microsoft.com/office/word/2010/wordprocessingDrawing" xmlns:wp="http://schemas.openxmlformats.org/drawingml/2006/wordprocessingDrawing" xmlns:w10="urn:schemas-microsoft-com:office:word" xmlns:w="http://schemas.openxmlformats.org/wordprocessingml/2006/main" xmlns:w14="http://schemas.microsoft.com/office/word/2010/wordml" xmlns:w15="http://schemas.microsoft.com/office/word/2012/wordml" xmlns:w16cex="http://schemas.microsoft.com/office/word/2018/wordml/cex" xmlns:w16cid="http://schemas.microsoft.com/office/word/2016/wordml/cid" xmlns:w16="http://schemas.microsoft.com/office/word/2018/wordml" xmlns:w16sdtdh="http://schemas.microsoft.com/office/word/2020/wordml/sdtdatahash" xmlns:w16se="http://schemas.microsoft.com/office/word/2015/wordml/symex" xmlns:wpg="http://schemas.microsoft.com/office/word/2010/wordprocessingGroup" xmlns:wpi="http://schemas.microsoft.com/office/word/2010/wordprocessingInk" xmlns:wne="http://schemas.microsoft.com/office/word/2006/wordml" xmlns:wps="http://schemas.microsoft.com/office/word/2010/wordprocessingShape" mc:Ignorable="w14 w15 w16se w16cid w16 w16cex w16sdtdh wp14">
+<w:document xmlns:wpc="http://schemas.microsoft.com/office/word/2010/wordprocessingCanvas" xmlns:cx="http://schemas.microsoft.com/office/drawing/2014/chartex" xmlns:cx1="http://schemas.microsoft.com/office/drawing/2015/9/8/chartex" xmlns:cx2="http://schemas.microsoft.com/office/drawing/2015/10/21/chartex" xmlns:cx3="http://schemas.microsoft.com/office/drawing/2016/5/9/chartex" xmlns:cx4="http://schemas.microsoft.com/office/drawing/2016/5/10/chartex" xmlns:cx5="http://schemas.microsoft.com/office/drawing/2016/5/11/chartex" xmlns:cx6="http://schemas.microsoft.com/office/drawing/2016/5/12/chartex" xmlns:cx7="http://schemas.microsoft.com/office/drawing/2016/5/13/chartex" xmlns:cx8="http://schemas.microsoft.com/office/drawing/2016/5/14/chartex" xmlns:mc="http://schemas.openxmlformats.org/markup-compatibility/2006" xmlns:aink="http://schemas.microsoft.com/office/drawing/2016/ink" xmlns:am3d="http://schemas.microsoft.com/office/drawing/2017/model3d" xmlns:o="urn:schemas-microsoft-com:office:office" xmlns:oel="http://schemas.microsoft.com/office/2019/extlst" xmlns:r="http://schemas.openxmlformats.org/officeDocument/2006/relationships" xmlns:m="http://schemas.openxmlformats.org/officeDocument/2006/math" xmlns:v="urn:schemas-microsoft-com:vml" xmlns:wp14="http://schemas.microsoft.com/office/word/2010/wordprocessingDrawing" xmlns:wp="http://schemas.openxmlformats.org/drawingml/2006/wordprocessingDrawing" xmlns:w10="urn:schemas-microsoft-com:office:word" xmlns:w="http://schemas.openxmlformats.org/wordprocessingml/2006/main" xmlns:w14="http://schemas.microsoft.com/office/word/2010/wordml" xmlns:w15="http://schemas.microsoft.com/office/word/2012/wordml" xmlns:w16cex="http://schemas.microsoft.com/office/word/2018/wordml/cex" xmlns:w16cid="http://schemas.microsoft.com/office/word/2016/wordml/cid" xmlns:w16="http://schemas.microsoft.com/office/word/2018/wordml" xmlns:w16du="http://schemas.microsoft.com/office/word/2023/wordml/word16du" xmlns:w16sdtdh="http://schemas.microsoft.com/office/word/2020/wordml/sdtdatahash" xmlns:w16sdtfl="http://schemas.microsoft.com/office/word/2024/wordml/sdtformatlock" xmlns:w16se="http://schemas.microsoft.com/office/word/2015/wordml/symex" xmlns:wpg="http://schemas.microsoft.com/office/word/2010/wordprocessingGroup" xmlns:wpi="http://schemas.microsoft.com/office/word/2010/wordprocessingInk" xmlns:wne="http://schemas.microsoft.com/office/word/2006/wordml" xmlns:wps="http://schemas.microsoft.com/office/word/2010/wordprocessingShape" mc:Ignorable="w14 w15 w16se w16cid w16 w16cex w16sdtdh w16sdtfl w16du wp14">
   <w:body>
     <w:p>
       <w:pPr>
@@ -21,38 +21,31 @@
         </w:rPr>
         <w:t>HUANN ALMEIDA</w:t>
       </w:r>
-      <w:r>
-        <w:rPr>
-          <w:b/>
-          <w:bCs/>
-          <w:sz w:val="48"/>
-          <w:szCs w:val="48"/>
-        </w:rPr>
-        <w:t xml:space="preserve"> </w:t>
-      </w:r>
-      <w:r>
-        <w:rPr>
-          <w:b/>
-          <w:bCs/>
-          <w:sz w:val="36"/>
-          <w:szCs w:val="36"/>
-        </w:rPr>
-        <w:t xml:space="preserve">• </w:t>
-      </w:r>
     </w:p>
     <w:p>
       <w:pPr>
         <w:spacing w:after="0" w:line="276" w:lineRule="auto"/>
-      </w:pPr>
-      <w:r>
-        <w:t xml:space="preserve">Full Stack Developer </w:t>
-      </w:r>
-      <w:r>
-        <w:rPr>
-          <w:b/>
-          <w:bCs/>
-        </w:rPr>
-        <w:t xml:space="preserve">• </w:t>
+        <w:rPr>
+          <w:rStyle w:val="Hyperlink"/>
+          <w:b/>
+          <w:bCs/>
+        </w:rPr>
+      </w:pPr>
+      <w:r>
+        <w:t>Full Stack Developer</w:t>
+      </w:r>
+      <w:r>
+        <w:t xml:space="preserve"> </w:t>
+      </w:r>
+      <w:r>
+        <w:rPr>
+          <w:b/>
+          <w:bCs/>
+        </w:rPr>
+        <w:t>•</w:t>
+      </w:r>
+      <w:r>
+        <w:t xml:space="preserve"> </w:t>
       </w:r>
       <w:hyperlink r:id="rId6">
         <w:r>
@@ -71,6 +64,9 @@
         </w:rPr>
         <w:t xml:space="preserve"> • </w:t>
       </w:r>
+      <w:r>
+        <w:t xml:space="preserve">GitHub: </w:t>
+      </w:r>
       <w:hyperlink r:id="rId7" w:history="1">
         <w:r>
           <w:rPr>
@@ -78,7 +74,7 @@
             <w:b/>
             <w:bCs/>
           </w:rPr>
-          <w:t>GitHub</w:t>
+          <w:t>https://github.com/huannvictor</w:t>
         </w:r>
       </w:hyperlink>
     </w:p>
@@ -90,7 +86,7 @@
         <w:t>João Pessoa/PB</w:t>
       </w:r>
       <w:r>
-        <w:t xml:space="preserve"> - Brazil</w:t>
+        <w:t>, Brazil</w:t>
       </w:r>
       <w:r>
         <w:t xml:space="preserve"> </w:t>
@@ -107,33 +103,19 @@
         <w:t xml:space="preserve">+55 </w:t>
       </w:r>
       <w:r>
-        <w:t>(83)</w:t>
-      </w:r>
-      <w:r>
-        <w:t xml:space="preserve"> 9</w:t>
-      </w:r>
-      <w:r>
-        <w:t>9</w:t>
-      </w:r>
-      <w:r>
-        <w:t>126-3772</w:t>
-      </w:r>
-      <w:r>
-        <w:t xml:space="preserve"> |  </w:t>
+        <w:t xml:space="preserve">(83) 99126-3772 | </w:t>
       </w:r>
       <w:hyperlink r:id="rId8" w:history="1">
         <w:r>
           <w:rPr>
             <w:rStyle w:val="Hyperlink"/>
+            <w:color w:val="auto"/>
           </w:rPr>
-          <w:t>+55(83) 99980-2317</w:t>
+          <w:t>+55 83 99980-2317</w:t>
         </w:r>
       </w:hyperlink>
       <w:r>
-        <w:t xml:space="preserve"> (WhatsApp)</w:t>
-      </w:r>
-      <w:r>
-        <w:t xml:space="preserve"> • </w:t>
+        <w:t xml:space="preserve"> (WhatsApp) • </w:t>
       </w:r>
       <w:hyperlink r:id="rId9">
         <w:r>
@@ -174,15 +156,123 @@
     <w:p>
       <w:pPr>
         <w:spacing w:before="240" w:after="0" w:line="276" w:lineRule="auto"/>
-      </w:pPr>
-      <w:r>
-        <w:t>I’ve been working as a developer since 2020, focus on the JavaScript</w:t>
-      </w:r>
-      <w:r>
-        <w:t>/TypeScript</w:t>
-      </w:r>
-      <w:r>
-        <w:t xml:space="preserve"> ecosystem—both front-end (React and Angular) and back-end (Node.js). Over the past year, I led a front-end development team, supporting new members and creating solutions from screen design—filling the gap left by the absence of a UX/UI professional—to actively listening to client needs and turning them into actionable goals. I see myself thriving in a goal-oriented team that values delivering real impact.</w:t>
+        <w:rPr>
+          <w:sz w:val="20"/>
+          <w:szCs w:val="20"/>
+        </w:rPr>
+      </w:pPr>
+      <w:r>
+        <w:rPr>
+          <w:sz w:val="20"/>
+          <w:szCs w:val="20"/>
+        </w:rPr>
+        <w:t>Full Stack Developer with experience in developing scalable web applications using the JavaScript and TypeScript ecosystem, including React, Angular, Next.js, and Node.js</w:t>
+      </w:r>
+      <w:r>
+        <w:rPr>
+          <w:sz w:val="20"/>
+          <w:szCs w:val="20"/>
+        </w:rPr>
+        <w:t>.</w:t>
+      </w:r>
+    </w:p>
+    <w:p>
+      <w:pPr>
+        <w:spacing w:after="0" w:line="276" w:lineRule="auto"/>
+        <w:rPr>
+          <w:sz w:val="20"/>
+          <w:szCs w:val="20"/>
+        </w:rPr>
+      </w:pPr>
+      <w:r>
+        <w:rPr>
+          <w:sz w:val="20"/>
+          <w:szCs w:val="20"/>
+        </w:rPr>
+        <w:t>Experienced in creating RESTful APIs, JWT authentication, database modeling, and front-end/back-end integration</w:t>
+      </w:r>
+      <w:r>
+        <w:rPr>
+          <w:sz w:val="20"/>
+          <w:szCs w:val="20"/>
+        </w:rPr>
+        <w:t>.</w:t>
+      </w:r>
+    </w:p>
+    <w:p>
+      <w:pPr>
+        <w:spacing w:after="0" w:line="276" w:lineRule="auto"/>
+        <w:rPr>
+          <w:sz w:val="20"/>
+          <w:szCs w:val="20"/>
+        </w:rPr>
+      </w:pPr>
+      <w:r>
+        <w:rPr>
+          <w:sz w:val="20"/>
+          <w:szCs w:val="20"/>
+        </w:rPr>
+        <w:t>Skilled in business process automation and RPA using Python, converting manual workflows into high-performance automated solutions</w:t>
+      </w:r>
+      <w:r>
+        <w:rPr>
+          <w:sz w:val="20"/>
+          <w:szCs w:val="20"/>
+        </w:rPr>
+        <w:t xml:space="preserve">. </w:t>
+      </w:r>
+      <w:r>
+        <w:rPr>
+          <w:sz w:val="20"/>
+          <w:szCs w:val="20"/>
+        </w:rPr>
+        <w:t xml:space="preserve">Developed projects that resulted in </w:t>
+      </w:r>
+      <w:r>
+        <w:rPr>
+          <w:b/>
+          <w:bCs/>
+          <w:sz w:val="20"/>
+          <w:szCs w:val="20"/>
+        </w:rPr>
+        <w:t>over 70% reduction</w:t>
+      </w:r>
+      <w:r>
+        <w:rPr>
+          <w:sz w:val="20"/>
+          <w:szCs w:val="20"/>
+        </w:rPr>
+        <w:t xml:space="preserve"> in operational task execution time</w:t>
+      </w:r>
+      <w:r>
+        <w:rPr>
+          <w:sz w:val="20"/>
+          <w:szCs w:val="20"/>
+        </w:rPr>
+        <w:t>.</w:t>
+      </w:r>
+    </w:p>
+    <w:p>
+      <w:pPr>
+        <w:spacing w:after="0" w:line="276" w:lineRule="auto"/>
+        <w:rPr>
+          <w:sz w:val="20"/>
+          <w:szCs w:val="20"/>
+        </w:rPr>
+      </w:pPr>
+      <w:r>
+        <w:rPr>
+          <w:sz w:val="20"/>
+          <w:szCs w:val="20"/>
+        </w:rPr>
+        <w:t>Background in technical leadership as a Front-end Tech Lead, participating in architectural decisions, mentoring developers, and delivering SPA applications focused on performance, scalability, and software engineering best practices</w:t>
+      </w:r>
+      <w:r>
+        <w:rPr>
+          <w:sz w:val="20"/>
+          <w:szCs w:val="20"/>
+        </w:rPr>
+        <w:t>.</w:t>
       </w:r>
     </w:p>
     <w:p>
@@ -205,457 +295,266 @@
           <w:sz w:val="32"/>
           <w:szCs w:val="32"/>
         </w:rPr>
-        <w:t>Experience</w:t>
+        <w:t>Technical Skills</w:t>
       </w:r>
     </w:p>
     <w:p>
       <w:pPr>
         <w:spacing w:before="240" w:after="0" w:line="276" w:lineRule="auto"/>
         <w:rPr>
-          <w:b/>
-          <w:bCs/>
-          <w:sz w:val="20"/>
-          <w:szCs w:val="20"/>
-          <w:lang w:eastAsia="pt-BR"/>
-        </w:rPr>
-      </w:pPr>
-      <w:r>
-        <w:rPr>
-          <w:b/>
-          <w:bCs/>
-          <w:sz w:val="24"/>
-          <w:szCs w:val="24"/>
-        </w:rPr>
-        <w:t xml:space="preserve">(05/2018 – </w:t>
-      </w:r>
-      <w:r>
-        <w:rPr>
-          <w:b/>
-          <w:bCs/>
-          <w:sz w:val="24"/>
-          <w:szCs w:val="24"/>
-        </w:rPr>
-        <w:t>Present</w:t>
-      </w:r>
-      <w:r>
-        <w:rPr>
-          <w:b/>
-          <w:bCs/>
-          <w:sz w:val="24"/>
-          <w:szCs w:val="24"/>
-        </w:rPr>
-        <w:t xml:space="preserve">) </w:t>
-      </w:r>
-      <w:r>
-        <w:rPr>
-          <w:b/>
-          <w:bCs/>
-          <w:sz w:val="24"/>
-          <w:szCs w:val="24"/>
-        </w:rPr>
-        <w:t xml:space="preserve">Commercial Assistant </w:t>
-      </w:r>
-      <w:r>
-        <w:rPr>
-          <w:b/>
-          <w:bCs/>
-          <w:sz w:val="24"/>
-          <w:szCs w:val="24"/>
-        </w:rPr>
-        <w:t xml:space="preserve">| </w:t>
-      </w:r>
-      <w:proofErr w:type="spellStart"/>
-      <w:r>
-        <w:rPr>
-          <w:b/>
-          <w:bCs/>
-          <w:sz w:val="24"/>
-          <w:szCs w:val="24"/>
-        </w:rPr>
-        <w:t>Construir</w:t>
-      </w:r>
-      <w:proofErr w:type="spellEnd"/>
-      <w:r>
-        <w:rPr>
-          <w:b/>
-          <w:bCs/>
-          <w:sz w:val="24"/>
-          <w:szCs w:val="24"/>
-        </w:rPr>
-        <w:t xml:space="preserve"> Educational Publisher</w:t>
-      </w:r>
-      <w:r>
-        <w:rPr>
-          <w:b/>
-          <w:bCs/>
-          <w:sz w:val="24"/>
-          <w:szCs w:val="24"/>
+          <w:sz w:val="20"/>
+          <w:szCs w:val="20"/>
+        </w:rPr>
+      </w:pPr>
+      <w:r>
+        <w:rPr>
+          <w:b/>
+          <w:bCs/>
+        </w:rPr>
+        <w:t>Languages</w:t>
+      </w:r>
+      <w:r>
+        <w:rPr>
+          <w:b/>
+          <w:bCs/>
+        </w:rPr>
+        <w:t xml:space="preserve">: </w:t>
+      </w:r>
+      <w:r>
+        <w:rPr>
+          <w:sz w:val="20"/>
+          <w:szCs w:val="20"/>
+        </w:rPr>
+        <w:t>JavaScript</w:t>
+      </w:r>
+      <w:r>
+        <w:rPr>
+          <w:sz w:val="20"/>
+          <w:szCs w:val="20"/>
+        </w:rPr>
+        <w:t>, Typescript, Python</w:t>
+      </w:r>
+      <w:r>
+        <w:rPr>
+          <w:b/>
+          <w:bCs/>
+        </w:rPr>
+        <w:br/>
+        <w:t xml:space="preserve">Front-end: </w:t>
+      </w:r>
+      <w:r>
+        <w:rPr>
+          <w:sz w:val="20"/>
+          <w:szCs w:val="20"/>
+        </w:rPr>
+        <w:t>React, Angular, Next.js, HTML5, CSS3, TailwindCSS</w:t>
+      </w:r>
+      <w:r>
+        <w:rPr>
+          <w:b/>
+          <w:bCs/>
+        </w:rPr>
+        <w:br/>
+        <w:t xml:space="preserve">Back-end: </w:t>
+      </w:r>
+      <w:r>
+        <w:rPr>
+          <w:sz w:val="20"/>
+          <w:szCs w:val="20"/>
+        </w:rPr>
+        <w:t xml:space="preserve">Node.js, Express, APIs REST, </w:t>
+      </w:r>
+      <w:r>
+        <w:rPr>
+          <w:sz w:val="20"/>
+          <w:szCs w:val="20"/>
+        </w:rPr>
+        <w:t>JWT Authentication</w:t>
+      </w:r>
+      <w:r>
+        <w:rPr>
+          <w:b/>
+          <w:bCs/>
+          <w:sz w:val="20"/>
+          <w:szCs w:val="20"/>
+        </w:rPr>
+        <w:br/>
+      </w:r>
+      <w:r>
+        <w:rPr>
+          <w:b/>
+          <w:bCs/>
+        </w:rPr>
+        <w:t>Architecture</w:t>
+      </w:r>
+      <w:r>
+        <w:rPr>
+          <w:b/>
+          <w:bCs/>
+        </w:rPr>
+        <w:t xml:space="preserve">: </w:t>
+      </w:r>
+      <w:r>
+        <w:rPr>
+          <w:sz w:val="20"/>
+          <w:szCs w:val="20"/>
+        </w:rPr>
+        <w:t xml:space="preserve">Clean Architecture, MVC, </w:t>
+      </w:r>
+      <w:r>
+        <w:rPr>
+          <w:sz w:val="20"/>
+          <w:szCs w:val="20"/>
+        </w:rPr>
+        <w:t>Modular Architecture</w:t>
+      </w:r>
+      <w:r>
+        <w:rPr>
+          <w:b/>
+          <w:bCs/>
+          <w:sz w:val="20"/>
+          <w:szCs w:val="20"/>
+        </w:rPr>
+        <w:br/>
+      </w:r>
+      <w:r>
+        <w:rPr>
+          <w:b/>
+          <w:bCs/>
+        </w:rPr>
+        <w:t>Databases</w:t>
+      </w:r>
+      <w:r>
+        <w:rPr>
+          <w:b/>
+          <w:bCs/>
+        </w:rPr>
+        <w:t>:</w:t>
+      </w:r>
+      <w:r>
+        <w:rPr>
+          <w:b/>
+          <w:bCs/>
         </w:rPr>
         <w:t xml:space="preserve"> </w:t>
       </w:r>
       <w:r>
         <w:rPr>
-          <w:sz w:val="24"/>
-          <w:szCs w:val="24"/>
-        </w:rPr>
-        <w:t>|</w:t>
-      </w:r>
-      <w:r>
-        <w:rPr>
-          <w:sz w:val="24"/>
-          <w:szCs w:val="24"/>
-        </w:rPr>
-        <w:t xml:space="preserve"> João Pessoa</w:t>
-      </w:r>
-      <w:r>
-        <w:rPr>
-          <w:sz w:val="24"/>
-          <w:szCs w:val="24"/>
-        </w:rPr>
-        <w:t>/</w:t>
-      </w:r>
-      <w:r>
-        <w:rPr>
-          <w:sz w:val="24"/>
-          <w:szCs w:val="24"/>
-        </w:rPr>
-        <w:t>PB</w:t>
-      </w:r>
-    </w:p>
-    <w:p>
-      <w:pPr>
-        <w:spacing w:after="0" w:line="276" w:lineRule="auto"/>
-        <w:rPr>
-          <w:lang w:eastAsia="pt-BR"/>
-        </w:rPr>
-      </w:pPr>
-      <w:r>
-        <w:rPr>
-          <w:lang w:eastAsia="pt-BR"/>
-        </w:rPr>
-        <w:t>Responsible for mapping the client portfolio and maintaining a book production forecasting system. This role helped me develop key skills such as organization, active listening, demand management, and teamwork—all of which I carry into my tech career</w:t>
-      </w:r>
-      <w:r>
-        <w:rPr>
-          <w:lang w:eastAsia="pt-BR"/>
-        </w:rPr>
-        <w:t xml:space="preserve">. </w:t>
-      </w:r>
-    </w:p>
-    <w:p>
-      <w:pPr>
-        <w:spacing w:before="240" w:after="0" w:line="276" w:lineRule="auto"/>
-        <w:rPr>
-          <w:sz w:val="24"/>
-          <w:szCs w:val="24"/>
-        </w:rPr>
-      </w:pPr>
-      <w:r>
-        <w:rPr>
-          <w:b/>
-          <w:bCs/>
-          <w:sz w:val="24"/>
-          <w:szCs w:val="24"/>
-        </w:rPr>
-        <w:t xml:space="preserve">(01/2024 – 06/2024) </w:t>
-      </w:r>
-      <w:r>
-        <w:rPr>
-          <w:b/>
-          <w:bCs/>
-          <w:sz w:val="24"/>
-          <w:szCs w:val="24"/>
-        </w:rPr>
-        <w:t>Front-end Tech Lead</w:t>
-      </w:r>
-      <w:r>
-        <w:rPr>
-          <w:b/>
-          <w:bCs/>
-          <w:sz w:val="24"/>
-          <w:szCs w:val="24"/>
-        </w:rPr>
-        <w:t xml:space="preserve"> </w:t>
-      </w:r>
-      <w:r>
-        <w:rPr>
-          <w:b/>
-          <w:bCs/>
-          <w:sz w:val="24"/>
-          <w:szCs w:val="24"/>
-        </w:rPr>
-        <w:t xml:space="preserve">| </w:t>
-      </w:r>
-      <w:r>
-        <w:rPr>
-          <w:b/>
-          <w:bCs/>
-          <w:sz w:val="24"/>
-          <w:szCs w:val="24"/>
-        </w:rPr>
-        <w:t>Skill Labs</w:t>
-      </w:r>
-      <w:bookmarkStart w:id="1" w:name="_9ahf3p4x0gsk" w:colFirst="0" w:colLast="0"/>
-      <w:bookmarkEnd w:id="1"/>
-      <w:r>
-        <w:rPr>
-          <w:sz w:val="24"/>
-          <w:szCs w:val="24"/>
-        </w:rPr>
-        <w:t xml:space="preserve"> |</w:t>
-      </w:r>
-      <w:r>
-        <w:rPr>
-          <w:sz w:val="24"/>
-          <w:szCs w:val="24"/>
-        </w:rPr>
-        <w:t xml:space="preserve"> </w:t>
-      </w:r>
-      <w:r>
-        <w:rPr>
-          <w:sz w:val="24"/>
-          <w:szCs w:val="24"/>
-        </w:rPr>
-        <w:t>Remote</w:t>
-      </w:r>
-    </w:p>
-    <w:p>
-      <w:pPr>
-        <w:spacing w:after="0" w:line="276" w:lineRule="auto"/>
-      </w:pPr>
-      <w:r>
-        <w:t>Led the front-end team in an Agile environment, developing UI components and mentoring new team members. Collaborated closely with clients and the product team, and took charge of UI design during the absence of a UX/UI professional, ensuring project continuity.</w:t>
-      </w:r>
-    </w:p>
-    <w:p>
-      <w:pPr>
-        <w:spacing w:before="240" w:after="0" w:line="276" w:lineRule="auto"/>
-        <w:rPr>
-          <w:sz w:val="24"/>
-          <w:szCs w:val="24"/>
-        </w:rPr>
-      </w:pPr>
-      <w:r>
-        <w:rPr>
-          <w:b/>
-          <w:bCs/>
-          <w:sz w:val="24"/>
-          <w:szCs w:val="24"/>
-        </w:rPr>
-        <w:t xml:space="preserve">(08/2023 – 01/2024) </w:t>
-      </w:r>
-      <w:r>
-        <w:rPr>
-          <w:b/>
-          <w:bCs/>
-          <w:sz w:val="24"/>
-          <w:szCs w:val="24"/>
-        </w:rPr>
-        <w:t xml:space="preserve">Front-end Developer </w:t>
-      </w:r>
-      <w:r>
-        <w:rPr>
-          <w:b/>
-          <w:bCs/>
-          <w:sz w:val="24"/>
-          <w:szCs w:val="24"/>
-        </w:rPr>
-        <w:t>(</w:t>
-      </w:r>
-      <w:r>
-        <w:rPr>
-          <w:b/>
-          <w:bCs/>
-          <w:sz w:val="24"/>
-          <w:szCs w:val="24"/>
-        </w:rPr>
-        <w:t>ReactJS</w:t>
-      </w:r>
-      <w:r>
-        <w:rPr>
-          <w:b/>
-          <w:bCs/>
-          <w:sz w:val="24"/>
-          <w:szCs w:val="24"/>
-        </w:rPr>
-        <w:t>)</w:t>
-      </w:r>
-      <w:r>
-        <w:rPr>
-          <w:b/>
-          <w:bCs/>
-          <w:sz w:val="24"/>
-          <w:szCs w:val="24"/>
-        </w:rPr>
-        <w:t xml:space="preserve"> | </w:t>
-      </w:r>
-      <w:r>
-        <w:rPr>
-          <w:b/>
-          <w:bCs/>
-          <w:sz w:val="24"/>
-          <w:szCs w:val="24"/>
-        </w:rPr>
-        <w:t>Skill Labs</w:t>
-      </w:r>
-      <w:r>
-        <w:rPr>
-          <w:sz w:val="24"/>
-          <w:szCs w:val="24"/>
-        </w:rPr>
-        <w:t xml:space="preserve"> </w:t>
-      </w:r>
-      <w:bookmarkStart w:id="2" w:name="_qapvr1v5dben" w:colFirst="0" w:colLast="0"/>
-      <w:bookmarkEnd w:id="2"/>
-      <w:r>
-        <w:rPr>
-          <w:sz w:val="24"/>
-          <w:szCs w:val="24"/>
-        </w:rPr>
-        <w:t>|</w:t>
-      </w:r>
-      <w:r>
-        <w:rPr>
-          <w:sz w:val="24"/>
-          <w:szCs w:val="24"/>
-        </w:rPr>
-        <w:t xml:space="preserve"> </w:t>
-      </w:r>
-      <w:r>
-        <w:rPr>
-          <w:sz w:val="24"/>
-          <w:szCs w:val="24"/>
-        </w:rPr>
-        <w:t>Remote</w:t>
-      </w:r>
-    </w:p>
-    <w:p>
-      <w:pPr>
-        <w:spacing w:after="0" w:line="276" w:lineRule="auto"/>
-        <w:rPr>
-          <w:sz w:val="20"/>
-          <w:szCs w:val="20"/>
-        </w:rPr>
-      </w:pPr>
-      <w:r>
-        <w:t>Worked on responsive and accessible UI development using ReactJS, contributing technical ideas and tool choices. Collaborated with the UX/UI team and participated actively in stakeholder meetings, strengthening both technical skills and product perspective</w:t>
-      </w:r>
-      <w:r>
-        <w:t>.</w:t>
-      </w:r>
-      <w:bookmarkStart w:id="3" w:name="_bzmuwmfhy523" w:colFirst="0" w:colLast="0"/>
-      <w:bookmarkStart w:id="4" w:name="_Hlk201617546"/>
-      <w:bookmarkEnd w:id="3"/>
-    </w:p>
-    <w:p>
-      <w:pPr>
-        <w:spacing w:before="240" w:after="0" w:line="276" w:lineRule="auto"/>
-        <w:rPr>
-          <w:sz w:val="24"/>
-          <w:szCs w:val="24"/>
-        </w:rPr>
-      </w:pPr>
-      <w:r>
-        <w:rPr>
-          <w:b/>
-          <w:bCs/>
-          <w:sz w:val="24"/>
-          <w:szCs w:val="24"/>
-        </w:rPr>
-        <w:t xml:space="preserve">(12/2022 – 02/2023) </w:t>
-      </w:r>
-      <w:r>
-        <w:rPr>
-          <w:b/>
-          <w:bCs/>
-          <w:sz w:val="24"/>
-          <w:szCs w:val="24"/>
-        </w:rPr>
-        <w:t xml:space="preserve">Front-end Developer </w:t>
-      </w:r>
-      <w:r>
-        <w:rPr>
-          <w:b/>
-          <w:bCs/>
-          <w:sz w:val="24"/>
-          <w:szCs w:val="24"/>
-        </w:rPr>
-        <w:t>(</w:t>
-      </w:r>
-      <w:r>
-        <w:rPr>
-          <w:b/>
-          <w:bCs/>
-          <w:sz w:val="24"/>
-          <w:szCs w:val="24"/>
-        </w:rPr>
-        <w:t>Angular</w:t>
-      </w:r>
-      <w:r>
-        <w:rPr>
-          <w:b/>
-          <w:bCs/>
-          <w:sz w:val="24"/>
-          <w:szCs w:val="24"/>
-        </w:rPr>
-        <w:t>)</w:t>
-      </w:r>
-      <w:r>
-        <w:rPr>
-          <w:b/>
-          <w:bCs/>
-          <w:sz w:val="24"/>
-          <w:szCs w:val="24"/>
-        </w:rPr>
-        <w:t xml:space="preserve"> | </w:t>
-      </w:r>
-      <w:r>
-        <w:rPr>
-          <w:b/>
-          <w:bCs/>
-          <w:sz w:val="24"/>
-          <w:szCs w:val="24"/>
-        </w:rPr>
-        <w:t>Organize Soft</w:t>
-      </w:r>
-      <w:r>
-        <w:rPr>
-          <w:sz w:val="24"/>
-          <w:szCs w:val="24"/>
-        </w:rPr>
-        <w:t xml:space="preserve"> |</w:t>
-      </w:r>
-      <w:r>
-        <w:rPr>
-          <w:sz w:val="24"/>
-          <w:szCs w:val="24"/>
-        </w:rPr>
-        <w:t xml:space="preserve"> </w:t>
-      </w:r>
-      <w:bookmarkStart w:id="5" w:name="_6id1kan1kqkt" w:colFirst="0" w:colLast="0"/>
-      <w:bookmarkEnd w:id="5"/>
-      <w:r>
-        <w:rPr>
-          <w:sz w:val="24"/>
-          <w:szCs w:val="24"/>
-        </w:rPr>
-        <w:t>Remote</w:t>
-      </w:r>
-    </w:p>
-    <w:bookmarkEnd w:id="4"/>
-    <w:p>
-      <w:pPr>
-        <w:spacing w:after="0" w:line="276" w:lineRule="auto"/>
-        <w:rPr>
-          <w:sz w:val="20"/>
-          <w:szCs w:val="20"/>
-        </w:rPr>
-      </w:pPr>
-      <w:r>
-        <w:t>First professional experience with development. I worked on migrating code to Angular, integrating it with the back end in Five-Win. During this experience, I solidified my passion for programming.</w:t>
-      </w:r>
-      <w:r>
-        <w:t xml:space="preserve"> </w:t>
+          <w:sz w:val="20"/>
+          <w:szCs w:val="20"/>
+        </w:rPr>
+        <w:t xml:space="preserve">ORM (Prisma/Drizzle), </w:t>
+      </w:r>
+      <w:r>
+        <w:rPr>
+          <w:sz w:val="20"/>
+          <w:szCs w:val="20"/>
+        </w:rPr>
+        <w:t xml:space="preserve">PostgreSQL, </w:t>
+      </w:r>
+      <w:r>
+        <w:rPr>
+          <w:sz w:val="20"/>
+          <w:szCs w:val="20"/>
+        </w:rPr>
+        <w:t>Relational Modeling, Data Persistence</w:t>
+      </w:r>
+      <w:r>
+        <w:rPr>
+          <w:b/>
+          <w:bCs/>
+          <w:sz w:val="20"/>
+          <w:szCs w:val="20"/>
+        </w:rPr>
+        <w:br/>
+      </w:r>
+      <w:r>
+        <w:rPr>
+          <w:b/>
+          <w:bCs/>
+        </w:rPr>
+        <w:t>Tools &amp; DevOps</w:t>
+      </w:r>
+      <w:r>
+        <w:rPr>
+          <w:b/>
+          <w:bCs/>
+        </w:rPr>
+        <w:t xml:space="preserve">: </w:t>
+      </w:r>
+      <w:r>
+        <w:rPr>
+          <w:sz w:val="20"/>
+          <w:szCs w:val="20"/>
+        </w:rPr>
+        <w:t xml:space="preserve">Git, GitHub, Docker </w:t>
+      </w:r>
+      <w:r>
+        <w:rPr>
+          <w:sz w:val="20"/>
+          <w:szCs w:val="20"/>
+        </w:rPr>
+        <w:t>(basic), CI/CD concepts</w:t>
+      </w:r>
+      <w:r>
+        <w:rPr>
+          <w:b/>
+          <w:bCs/>
+          <w:sz w:val="20"/>
+          <w:szCs w:val="20"/>
+        </w:rPr>
+        <w:br/>
+      </w:r>
+      <w:r>
+        <w:rPr>
+          <w:b/>
+          <w:bCs/>
+        </w:rPr>
+        <w:t>Methodologies</w:t>
+      </w:r>
+      <w:r>
+        <w:rPr>
+          <w:b/>
+          <w:bCs/>
+        </w:rPr>
+        <w:t xml:space="preserve">: </w:t>
+      </w:r>
+      <w:r>
+        <w:rPr>
+          <w:sz w:val="20"/>
+          <w:szCs w:val="20"/>
+        </w:rPr>
+        <w:t>Agile, Scrum, Kanban</w:t>
+      </w:r>
+      <w:r>
+        <w:rPr>
+          <w:b/>
+          <w:bCs/>
+          <w:sz w:val="20"/>
+          <w:szCs w:val="20"/>
+        </w:rPr>
+        <w:br/>
+      </w:r>
+      <w:r>
+        <w:rPr>
+          <w:b/>
+          <w:bCs/>
+        </w:rPr>
+        <w:t>Others</w:t>
+      </w:r>
+      <w:r>
+        <w:rPr>
+          <w:b/>
+          <w:bCs/>
+        </w:rPr>
+        <w:t xml:space="preserve">: </w:t>
+      </w:r>
+      <w:r>
+        <w:rPr>
+          <w:sz w:val="20"/>
+          <w:szCs w:val="20"/>
+        </w:rPr>
+        <w:t>API Integration, Form Validation, Performance Optimization, Responsive Design</w:t>
       </w:r>
     </w:p>
     <w:p>
@@ -678,181 +577,562 @@
           <w:sz w:val="32"/>
           <w:szCs w:val="32"/>
         </w:rPr>
-        <w:t>Education</w:t>
+        <w:t>Professional Experience</w:t>
       </w:r>
     </w:p>
     <w:p>
       <w:pPr>
         <w:spacing w:before="240" w:after="0" w:line="276" w:lineRule="auto"/>
         <w:rPr>
-          <w:sz w:val="24"/>
-          <w:szCs w:val="24"/>
-        </w:rPr>
-      </w:pPr>
-      <w:r>
-        <w:rPr>
-          <w:b/>
-          <w:bCs/>
-          <w:sz w:val="24"/>
-          <w:szCs w:val="24"/>
-        </w:rPr>
-        <w:t xml:space="preserve">(04/2024 – 10/2026) </w:t>
-      </w:r>
-      <w:r>
-        <w:rPr>
-          <w:b/>
-          <w:bCs/>
-          <w:sz w:val="24"/>
-          <w:szCs w:val="24"/>
-        </w:rPr>
-        <w:t>Systems Analysis and Development</w:t>
-      </w:r>
-      <w:r>
-        <w:rPr>
-          <w:b/>
-          <w:bCs/>
-          <w:sz w:val="24"/>
-          <w:szCs w:val="24"/>
+          <w:b/>
+          <w:bCs/>
+          <w:sz w:val="18"/>
+          <w:szCs w:val="18"/>
+          <w:lang w:eastAsia="pt-BR"/>
+        </w:rPr>
+      </w:pPr>
+      <w:r>
+        <w:rPr>
+          <w:b/>
+          <w:bCs/>
+        </w:rPr>
+        <w:t xml:space="preserve">(05/2018 – present) </w:t>
+      </w:r>
+      <w:r>
+        <w:rPr>
+          <w:b/>
+          <w:bCs/>
+        </w:rPr>
+        <w:t xml:space="preserve">Sales Assistant &amp; Automation Developer | Editora </w:t>
+      </w:r>
+      <w:proofErr w:type="spellStart"/>
+      <w:r>
+        <w:rPr>
+          <w:b/>
+          <w:bCs/>
+        </w:rPr>
+        <w:t>Construir</w:t>
+      </w:r>
+      <w:proofErr w:type="spellEnd"/>
+      <w:r>
+        <w:rPr>
+          <w:b/>
+          <w:bCs/>
         </w:rPr>
         <w:t xml:space="preserve"> </w:t>
       </w:r>
       <w:r>
-        <w:rPr>
-          <w:b/>
-          <w:bCs/>
-          <w:sz w:val="24"/>
-          <w:szCs w:val="24"/>
-        </w:rPr>
         <w:t>|</w:t>
       </w:r>
       <w:r>
-        <w:rPr>
-          <w:sz w:val="24"/>
-          <w:szCs w:val="24"/>
-        </w:rPr>
-        <w:t xml:space="preserve"> </w:t>
-      </w:r>
-      <w:r>
-        <w:rPr>
-          <w:b/>
-          <w:bCs/>
-          <w:sz w:val="24"/>
-          <w:szCs w:val="24"/>
-        </w:rPr>
-        <w:t xml:space="preserve">Wyden </w:t>
-      </w:r>
-      <w:r>
-        <w:rPr>
-          <w:sz w:val="24"/>
-          <w:szCs w:val="24"/>
-        </w:rPr>
-        <w:t>(</w:t>
-      </w:r>
-      <w:r>
-        <w:rPr>
-          <w:sz w:val="24"/>
-          <w:szCs w:val="24"/>
-        </w:rPr>
-        <w:t>In Progress</w:t>
-      </w:r>
-      <w:r>
-        <w:rPr>
-          <w:sz w:val="24"/>
-          <w:szCs w:val="24"/>
-        </w:rPr>
-        <w:t>)</w:t>
+        <w:t xml:space="preserve"> João Pessoa</w:t>
+      </w:r>
+      <w:r>
+        <w:t>/</w:t>
+      </w:r>
+      <w:r>
+        <w:t>PB</w:t>
       </w:r>
     </w:p>
     <w:p>
       <w:pPr>
+        <w:tabs>
+          <w:tab w:val="num" w:pos="720"/>
+        </w:tabs>
         <w:spacing w:after="0" w:line="276" w:lineRule="auto"/>
-      </w:pPr>
-      <w:r>
-        <w:t>Studies focused on algorithms, logic, data structures, requirements analysis, and modern web development technologies</w:t>
-      </w:r>
-      <w:r>
+        <w:rPr>
+          <w:sz w:val="20"/>
+          <w:szCs w:val="20"/>
+          <w:lang w:eastAsia="pt-BR"/>
+        </w:rPr>
+      </w:pPr>
+      <w:r>
+        <w:rPr>
+          <w:sz w:val="20"/>
+          <w:szCs w:val="20"/>
+          <w:lang w:eastAsia="pt-BR"/>
+        </w:rPr>
+        <w:t xml:space="preserve">Implemented automation solutions using </w:t>
+      </w:r>
+      <w:r>
+        <w:rPr>
+          <w:b/>
+          <w:bCs/>
+          <w:sz w:val="20"/>
+          <w:szCs w:val="20"/>
+          <w:lang w:eastAsia="pt-BR"/>
+        </w:rPr>
+        <w:t>Python</w:t>
+      </w:r>
+      <w:r>
+        <w:rPr>
+          <w:sz w:val="20"/>
+          <w:szCs w:val="20"/>
+          <w:lang w:eastAsia="pt-BR"/>
+        </w:rPr>
+        <w:t>, applying programming logic to solve complex business bottlenecks</w:t>
+      </w:r>
+      <w:r>
+        <w:rPr>
+          <w:sz w:val="20"/>
+          <w:szCs w:val="20"/>
+          <w:lang w:eastAsia="pt-BR"/>
+        </w:rPr>
+        <w:t xml:space="preserve">. </w:t>
+      </w:r>
+      <w:r>
+        <w:rPr>
+          <w:sz w:val="20"/>
+          <w:szCs w:val="20"/>
+          <w:lang w:eastAsia="pt-BR"/>
+        </w:rPr>
+        <w:t xml:space="preserve">Optimized operational routines and eliminated repetitive tasks, achieving an </w:t>
+      </w:r>
+      <w:r>
+        <w:rPr>
+          <w:b/>
+          <w:bCs/>
+          <w:sz w:val="20"/>
+          <w:szCs w:val="20"/>
+          <w:lang w:eastAsia="pt-BR"/>
+        </w:rPr>
+        <w:t>80% reduction in manual rework</w:t>
+      </w:r>
+      <w:r>
+        <w:rPr>
+          <w:sz w:val="20"/>
+          <w:szCs w:val="20"/>
+          <w:lang w:eastAsia="pt-BR"/>
+        </w:rPr>
+        <w:t xml:space="preserve"> and drastically increasing internal process efficiency</w:t>
+      </w:r>
+      <w:r>
+        <w:rPr>
+          <w:sz w:val="20"/>
+          <w:szCs w:val="20"/>
+          <w:lang w:eastAsia="pt-BR"/>
+        </w:rPr>
         <w:t>.</w:t>
       </w:r>
     </w:p>
     <w:p>
       <w:pPr>
         <w:spacing w:before="240" w:after="0" w:line="276" w:lineRule="auto"/>
-        <w:rPr>
-          <w:sz w:val="24"/>
-          <w:szCs w:val="24"/>
-        </w:rPr>
-      </w:pPr>
-      <w:proofErr w:type="gramStart"/>
-      <w:r>
-        <w:rPr>
-          <w:b/>
-          <w:bCs/>
-          <w:sz w:val="24"/>
-          <w:szCs w:val="24"/>
-        </w:rPr>
-        <w:t>Bachelor’s</w:t>
-      </w:r>
-      <w:proofErr w:type="gramEnd"/>
-      <w:r>
-        <w:rPr>
-          <w:b/>
-          <w:bCs/>
-          <w:sz w:val="24"/>
-          <w:szCs w:val="24"/>
-        </w:rPr>
-        <w:t xml:space="preserve"> in Business Administration</w:t>
-      </w:r>
-      <w:r>
-        <w:rPr>
-          <w:b/>
-          <w:bCs/>
-          <w:sz w:val="24"/>
-          <w:szCs w:val="24"/>
+      </w:pPr>
+      <w:r>
+        <w:rPr>
+          <w:b/>
+          <w:bCs/>
+        </w:rPr>
+        <w:t xml:space="preserve">(01/2024 – 06/2024) </w:t>
+      </w:r>
+      <w:r>
+        <w:rPr>
+          <w:b/>
+          <w:bCs/>
+        </w:rPr>
+        <w:t>Front-end Tech Lead | Skill Labs</w:t>
+      </w:r>
+      <w:r>
+        <w:rPr>
+          <w:b/>
+          <w:bCs/>
         </w:rPr>
         <w:t xml:space="preserve"> </w:t>
       </w:r>
       <w:r>
-        <w:rPr>
-          <w:b/>
-          <w:bCs/>
-          <w:sz w:val="24"/>
-          <w:szCs w:val="24"/>
-        </w:rPr>
-        <w:t xml:space="preserve">| </w:t>
-      </w:r>
-      <w:r>
-        <w:rPr>
-          <w:b/>
-          <w:bCs/>
-          <w:sz w:val="24"/>
-          <w:szCs w:val="24"/>
-        </w:rPr>
-        <w:t>UNIESP |</w:t>
-      </w:r>
-      <w:r>
-        <w:rPr>
-          <w:sz w:val="24"/>
-          <w:szCs w:val="24"/>
-        </w:rPr>
+        <w:t>|</w:t>
+      </w:r>
+      <w:r>
         <w:t xml:space="preserve"> </w:t>
       </w:r>
       <w:r>
-        <w:rPr>
-          <w:sz w:val="24"/>
-          <w:szCs w:val="24"/>
-        </w:rPr>
-        <w:t>Pending Final Thesis Defense</w:t>
+        <w:t>remot</w:t>
+      </w:r>
+      <w:r>
+        <w:t>e</w:t>
       </w:r>
     </w:p>
     <w:p>
       <w:pPr>
         <w:spacing w:after="0" w:line="276" w:lineRule="auto"/>
-      </w:pPr>
-      <w:r>
-        <w:t>Curriculum emphasized management, organizational behavior, and business processes—providing a strategic foundation that enhances my role as a developer</w:t>
-      </w:r>
-      <w:r>
+        <w:rPr>
+          <w:sz w:val="20"/>
+          <w:szCs w:val="20"/>
+        </w:rPr>
+      </w:pPr>
+      <w:r>
+        <w:rPr>
+          <w:sz w:val="20"/>
+          <w:szCs w:val="20"/>
+        </w:rPr>
+        <w:t xml:space="preserve">Technically led a squad of 3 developers in the architecture and construction of </w:t>
+      </w:r>
+      <w:r>
+        <w:rPr>
+          <w:b/>
+          <w:bCs/>
+          <w:sz w:val="20"/>
+          <w:szCs w:val="20"/>
+        </w:rPr>
+        <w:t>scalable SPAs</w:t>
+      </w:r>
+      <w:r>
+        <w:rPr>
+          <w:sz w:val="20"/>
+          <w:szCs w:val="20"/>
+        </w:rPr>
+        <w:t xml:space="preserve">, guiding the team through </w:t>
+      </w:r>
+      <w:r>
+        <w:rPr>
+          <w:b/>
+          <w:bCs/>
+          <w:sz w:val="20"/>
+          <w:szCs w:val="20"/>
+        </w:rPr>
+        <w:t>Agile methodologies</w:t>
+      </w:r>
+      <w:r>
+        <w:rPr>
+          <w:sz w:val="20"/>
+          <w:szCs w:val="20"/>
+        </w:rPr>
+        <w:t xml:space="preserve">. </w:t>
+      </w:r>
+      <w:r>
+        <w:rPr>
+          <w:sz w:val="20"/>
+          <w:szCs w:val="20"/>
+        </w:rPr>
+        <w:t xml:space="preserve">Conducted </w:t>
+      </w:r>
+      <w:r>
+        <w:rPr>
+          <w:b/>
+          <w:bCs/>
+          <w:sz w:val="20"/>
+          <w:szCs w:val="20"/>
+        </w:rPr>
+        <w:t>code reviews</w:t>
+      </w:r>
+      <w:r>
+        <w:rPr>
+          <w:sz w:val="20"/>
+          <w:szCs w:val="20"/>
+        </w:rPr>
+        <w:t xml:space="preserve"> and architectural definitions, ensuring code standardization and adoption of software engineering best practices</w:t>
+      </w:r>
+      <w:r>
+        <w:rPr>
+          <w:sz w:val="20"/>
+          <w:szCs w:val="20"/>
+        </w:rPr>
+        <w:t xml:space="preserve">. </w:t>
+      </w:r>
+      <w:r>
+        <w:rPr>
+          <w:sz w:val="20"/>
+          <w:szCs w:val="20"/>
+        </w:rPr>
+        <w:t xml:space="preserve">Standardized the consumption and integration of </w:t>
+      </w:r>
+      <w:r>
+        <w:rPr>
+          <w:b/>
+          <w:bCs/>
+          <w:sz w:val="20"/>
+          <w:szCs w:val="20"/>
+        </w:rPr>
+        <w:t>RESTful APIs</w:t>
+      </w:r>
+      <w:r>
+        <w:rPr>
+          <w:sz w:val="20"/>
+          <w:szCs w:val="20"/>
+        </w:rPr>
+        <w:t xml:space="preserve"> with UI components, creating a scalable communication layer that facilitated maintenance and feature implementation</w:t>
+      </w:r>
+      <w:r>
+        <w:rPr>
+          <w:sz w:val="20"/>
+          <w:szCs w:val="20"/>
+        </w:rPr>
         <w:t>.</w:t>
+      </w:r>
+    </w:p>
+    <w:p>
+      <w:pPr>
+        <w:spacing w:before="240" w:after="0" w:line="276" w:lineRule="auto"/>
+      </w:pPr>
+      <w:r>
+        <w:rPr>
+          <w:b/>
+          <w:bCs/>
+        </w:rPr>
+        <w:t xml:space="preserve">(08/2023 – 01/2024) </w:t>
+      </w:r>
+      <w:r>
+        <w:rPr>
+          <w:b/>
+          <w:bCs/>
+        </w:rPr>
+        <w:t>Front-end Developer</w:t>
+      </w:r>
+      <w:r>
+        <w:rPr>
+          <w:b/>
+          <w:bCs/>
+        </w:rPr>
+        <w:t xml:space="preserve">| </w:t>
+      </w:r>
+      <w:r>
+        <w:rPr>
+          <w:b/>
+          <w:bCs/>
+        </w:rPr>
+        <w:t>Skill Labs</w:t>
+      </w:r>
+      <w:r>
+        <w:t xml:space="preserve"> </w:t>
+      </w:r>
+      <w:bookmarkStart w:id="1" w:name="_qapvr1v5dben" w:colFirst="0" w:colLast="0"/>
+      <w:bookmarkEnd w:id="1"/>
+      <w:r>
+        <w:t>|</w:t>
+      </w:r>
+      <w:r>
+        <w:t xml:space="preserve"> remot</w:t>
+      </w:r>
+      <w:r>
+        <w:t>e</w:t>
+      </w:r>
+    </w:p>
+    <w:p>
+      <w:pPr>
+        <w:spacing w:after="0" w:line="276" w:lineRule="auto"/>
+        <w:rPr>
+          <w:sz w:val="18"/>
+          <w:szCs w:val="18"/>
+        </w:rPr>
+      </w:pPr>
+      <w:r>
+        <w:rPr>
+          <w:sz w:val="20"/>
+          <w:szCs w:val="20"/>
+        </w:rPr>
+        <w:t>Developed responsive and scalable web interfaces, directly influencing architectural definitions and tech stack selection</w:t>
+      </w:r>
+      <w:r>
+        <w:rPr>
+          <w:sz w:val="20"/>
+          <w:szCs w:val="20"/>
+        </w:rPr>
+        <w:t xml:space="preserve">. </w:t>
+      </w:r>
+      <w:r>
+        <w:rPr>
+          <w:b/>
+          <w:bCs/>
+          <w:sz w:val="20"/>
+          <w:szCs w:val="20"/>
+        </w:rPr>
+        <w:t>Accelerated the development cycle by 40%</w:t>
+      </w:r>
+      <w:r>
+        <w:rPr>
+          <w:sz w:val="20"/>
+          <w:szCs w:val="20"/>
+        </w:rPr>
+        <w:t xml:space="preserve"> by integrating and customizing advanced UI component libraries</w:t>
+      </w:r>
+      <w:r>
+        <w:rPr>
+          <w:sz w:val="20"/>
+          <w:szCs w:val="20"/>
+        </w:rPr>
+        <w:t>.</w:t>
+      </w:r>
+      <w:bookmarkStart w:id="2" w:name="_bzmuwmfhy523" w:colFirst="0" w:colLast="0"/>
+      <w:bookmarkStart w:id="3" w:name="_Hlk201617546"/>
+      <w:bookmarkEnd w:id="2"/>
+      <w:r>
+        <w:rPr>
+          <w:sz w:val="20"/>
+          <w:szCs w:val="20"/>
+        </w:rPr>
+        <w:t xml:space="preserve"> </w:t>
+      </w:r>
+      <w:r>
+        <w:rPr>
+          <w:sz w:val="20"/>
+          <w:szCs w:val="20"/>
+        </w:rPr>
+        <w:t>Acted as a technical bridge between development and stakeholders, validating business rules and refining product strategy</w:t>
+      </w:r>
+      <w:r>
+        <w:rPr>
+          <w:sz w:val="20"/>
+          <w:szCs w:val="20"/>
+        </w:rPr>
+        <w:t>.</w:t>
+      </w:r>
+    </w:p>
+    <w:p>
+      <w:pPr>
+        <w:spacing w:before="240" w:after="0" w:line="276" w:lineRule="auto"/>
+      </w:pPr>
+      <w:r>
+        <w:rPr>
+          <w:b/>
+          <w:bCs/>
+        </w:rPr>
+        <w:t xml:space="preserve">(12/2022 – 02/2023) </w:t>
+      </w:r>
+      <w:r>
+        <w:rPr>
+          <w:b/>
+          <w:bCs/>
+        </w:rPr>
+        <w:t>Front-end Developer</w:t>
+      </w:r>
+      <w:r>
+        <w:rPr>
+          <w:b/>
+          <w:bCs/>
+        </w:rPr>
+        <w:t xml:space="preserve"> </w:t>
+      </w:r>
+      <w:r>
+        <w:rPr>
+          <w:b/>
+          <w:bCs/>
+        </w:rPr>
+        <w:t>(</w:t>
+      </w:r>
+      <w:r>
+        <w:rPr>
+          <w:b/>
+          <w:bCs/>
+        </w:rPr>
+        <w:t>Angular</w:t>
+      </w:r>
+      <w:r>
+        <w:rPr>
+          <w:b/>
+          <w:bCs/>
+        </w:rPr>
+        <w:t>)</w:t>
+      </w:r>
+      <w:r>
+        <w:rPr>
+          <w:b/>
+          <w:bCs/>
+        </w:rPr>
+        <w:t xml:space="preserve"> | </w:t>
+      </w:r>
+      <w:r>
+        <w:rPr>
+          <w:b/>
+          <w:bCs/>
+        </w:rPr>
+        <w:t>Organize Soft</w:t>
+      </w:r>
+      <w:r>
+        <w:t xml:space="preserve"> |</w:t>
+      </w:r>
+      <w:r>
+        <w:t xml:space="preserve"> </w:t>
+      </w:r>
+      <w:bookmarkStart w:id="4" w:name="_6id1kan1kqkt" w:colFirst="0" w:colLast="0"/>
+      <w:bookmarkEnd w:id="4"/>
+      <w:r>
+        <w:t>remot</w:t>
+      </w:r>
+      <w:r>
+        <w:t>e</w:t>
+      </w:r>
+    </w:p>
+    <w:bookmarkEnd w:id="3"/>
+    <w:p>
+      <w:pPr>
+        <w:spacing w:after="0" w:line="276" w:lineRule="auto"/>
+        <w:rPr>
+          <w:sz w:val="18"/>
+          <w:szCs w:val="18"/>
+        </w:rPr>
+      </w:pPr>
+      <w:r>
+        <w:rPr>
+          <w:sz w:val="20"/>
+          <w:szCs w:val="20"/>
+        </w:rPr>
+        <w:t xml:space="preserve">Worked on modernizing the company's legacy system, migrating codebases to the </w:t>
+      </w:r>
+      <w:r>
+        <w:rPr>
+          <w:b/>
+          <w:bCs/>
+          <w:sz w:val="20"/>
+          <w:szCs w:val="20"/>
+        </w:rPr>
+        <w:t>Angular framework</w:t>
+      </w:r>
+      <w:r>
+        <w:rPr>
+          <w:sz w:val="20"/>
+          <w:szCs w:val="20"/>
+        </w:rPr>
+        <w:t xml:space="preserve">. </w:t>
+      </w:r>
+      <w:r>
+        <w:rPr>
+          <w:sz w:val="20"/>
+          <w:szCs w:val="20"/>
+        </w:rPr>
+        <w:t xml:space="preserve">Performed continuous integration of the new front-end with a </w:t>
+      </w:r>
+      <w:r>
+        <w:rPr>
+          <w:b/>
+          <w:bCs/>
+          <w:sz w:val="20"/>
+          <w:szCs w:val="20"/>
+        </w:rPr>
+        <w:t>Five-Win based back-end</w:t>
+      </w:r>
+      <w:r>
+        <w:rPr>
+          <w:sz w:val="20"/>
+          <w:szCs w:val="20"/>
+        </w:rPr>
+        <w:t>, ensuring data integrity and application stability</w:t>
+      </w:r>
+      <w:r>
+        <w:rPr>
+          <w:sz w:val="20"/>
+          <w:szCs w:val="20"/>
+        </w:rPr>
+        <w:t>.</w:t>
+      </w:r>
+    </w:p>
+    <w:p>
+      <w:pPr>
+        <w:rPr>
+          <w:b/>
+          <w:bCs/>
+          <w:sz w:val="32"/>
+          <w:szCs w:val="32"/>
+        </w:rPr>
+      </w:pPr>
+      <w:r>
+        <w:rPr>
+          <w:b/>
+          <w:bCs/>
+          <w:sz w:val="32"/>
+          <w:szCs w:val="32"/>
+        </w:rPr>
+        <w:br w:type="page"/>
       </w:r>
     </w:p>
     <w:p>
@@ -866,6 +1146,7 @@
           <w:bCs/>
           <w:sz w:val="32"/>
           <w:szCs w:val="32"/>
+          <w:u w:val="single"/>
         </w:rPr>
       </w:pPr>
       <w:r>
@@ -875,48 +1156,861 @@
           <w:sz w:val="32"/>
           <w:szCs w:val="32"/>
         </w:rPr>
-        <w:t>Languages</w:t>
+        <w:lastRenderedPageBreak/>
+        <w:t>Featured Projects</w:t>
+      </w:r>
+      <w:r>
+        <w:rPr>
+          <w:b/>
+          <w:bCs/>
+          <w:sz w:val="32"/>
+          <w:szCs w:val="32"/>
+        </w:rPr>
+        <w:t xml:space="preserve"> </w:t>
+      </w:r>
+      <w:r>
+        <w:rPr>
+          <w:b/>
+          <w:bCs/>
+          <w:sz w:val="32"/>
+          <w:szCs w:val="32"/>
+        </w:rPr>
+        <w:t>(GitHub)</w:t>
+      </w:r>
+      <w:r>
+        <w:rPr>
+          <w:b/>
+          <w:bCs/>
+          <w:sz w:val="32"/>
+          <w:szCs w:val="32"/>
+        </w:rPr>
+        <w:t xml:space="preserve"> </w:t>
       </w:r>
     </w:p>
     <w:p>
       <w:pPr>
-        <w:spacing w:after="0" w:line="276" w:lineRule="auto"/>
-      </w:pPr>
-      <w:r>
-        <w:rPr>
-          <w:b/>
-          <w:bCs/>
-        </w:rPr>
-        <w:t>English – Advanced</w:t>
-      </w:r>
-      <w:r>
-        <w:rPr>
-          <w:b/>
-          <w:bCs/>
-        </w:rPr>
-        <w:t xml:space="preserve">: </w:t>
-      </w:r>
-      <w:r>
-        <w:t>Fluent in conversation, reading, and text interpretation</w:t>
-      </w:r>
-      <w:r>
-        <w:t>.</w:t>
+        <w:spacing w:before="240" w:after="0" w:line="276" w:lineRule="auto"/>
+        <w:rPr>
+          <w:b/>
+          <w:bCs/>
+        </w:rPr>
+      </w:pPr>
+      <w:r>
+        <w:rPr>
+          <w:b/>
+          <w:bCs/>
+        </w:rPr>
+        <w:t>Discord Clone &amp; Real-time SPA</w:t>
       </w:r>
     </w:p>
     <w:p>
       <w:pPr>
         <w:spacing w:after="0" w:line="276" w:lineRule="auto"/>
-      </w:pPr>
-      <w:r>
-        <w:t>Courses completed at CCAA (2009) and Minds (2018)</w:t>
-      </w:r>
-      <w:r>
+        <w:rPr>
+          <w:sz w:val="20"/>
+          <w:szCs w:val="20"/>
+        </w:rPr>
+      </w:pPr>
+      <w:r>
+        <w:rPr>
+          <w:sz w:val="20"/>
+          <w:szCs w:val="20"/>
+        </w:rPr>
+        <w:t>High-complexity application using React and TypeScript, focused on responsive interfaces and advanced state management. Implemented reusable components and Clean Architecture principles</w:t>
+      </w:r>
+      <w:r>
+        <w:rPr>
+          <w:sz w:val="20"/>
+          <w:szCs w:val="20"/>
+        </w:rPr>
         <w:t>.</w:t>
+      </w:r>
+    </w:p>
+    <w:p>
+      <w:pPr>
+        <w:spacing w:after="0" w:line="276" w:lineRule="auto"/>
+        <w:rPr>
+          <w:sz w:val="20"/>
+          <w:szCs w:val="20"/>
+        </w:rPr>
+      </w:pPr>
+      <w:r>
+        <w:rPr>
+          <w:sz w:val="20"/>
+          <w:szCs w:val="20"/>
+        </w:rPr>
+        <w:t>Repository</w:t>
+      </w:r>
+      <w:r>
+        <w:rPr>
+          <w:sz w:val="20"/>
+          <w:szCs w:val="20"/>
+        </w:rPr>
+        <w:t xml:space="preserve">: </w:t>
+      </w:r>
+      <w:hyperlink r:id="rId10" w:history="1">
+        <w:r>
+          <w:rPr>
+            <w:rStyle w:val="Hyperlink"/>
+            <w:sz w:val="20"/>
+            <w:szCs w:val="20"/>
+          </w:rPr>
+          <w:t>huannvictor/discord-clone</w:t>
+        </w:r>
+      </w:hyperlink>
+    </w:p>
+    <w:p>
+      <w:pPr>
+        <w:spacing w:before="240" w:after="0" w:line="276" w:lineRule="auto"/>
+        <w:rPr>
+          <w:b/>
+          <w:bCs/>
+        </w:rPr>
+      </w:pPr>
+      <w:r>
+        <w:rPr>
+          <w:b/>
+          <w:bCs/>
+        </w:rPr>
+        <w:t>Micro-SaaS Template &amp; Backend Structure</w:t>
+      </w:r>
+    </w:p>
+    <w:p>
+      <w:pPr>
+        <w:spacing w:after="0" w:line="276" w:lineRule="auto"/>
+        <w:rPr>
+          <w:sz w:val="20"/>
+          <w:szCs w:val="20"/>
+        </w:rPr>
+      </w:pPr>
+      <w:r>
+        <w:rPr>
+          <w:sz w:val="20"/>
+          <w:szCs w:val="20"/>
+        </w:rPr>
+        <w:t>Robust API architecture using Node.js and TypeScript, focused on modularity and maintenance. Utilized PostgreSQL and ORMs (Prisma/Drizzle)</w:t>
+      </w:r>
+      <w:r>
+        <w:rPr>
+          <w:sz w:val="20"/>
+          <w:szCs w:val="20"/>
+        </w:rPr>
+        <w:t>.</w:t>
+      </w:r>
+    </w:p>
+    <w:p>
+      <w:pPr>
+        <w:spacing w:after="0" w:line="276" w:lineRule="auto"/>
+        <w:rPr>
+          <w:sz w:val="20"/>
+          <w:szCs w:val="20"/>
+        </w:rPr>
+      </w:pPr>
+      <w:r>
+        <w:rPr>
+          <w:sz w:val="20"/>
+          <w:szCs w:val="20"/>
+        </w:rPr>
+        <w:t>Repository</w:t>
+      </w:r>
+      <w:r>
+        <w:rPr>
+          <w:sz w:val="20"/>
+          <w:szCs w:val="20"/>
+        </w:rPr>
+        <w:t xml:space="preserve">: </w:t>
+      </w:r>
+      <w:hyperlink r:id="rId11" w:history="1">
+        <w:r>
+          <w:rPr>
+            <w:rStyle w:val="Hyperlink"/>
+            <w:sz w:val="20"/>
+            <w:szCs w:val="20"/>
+          </w:rPr>
+          <w:t>huannvictor/template-saas</w:t>
+        </w:r>
+      </w:hyperlink>
+    </w:p>
+    <w:p>
+      <w:pPr>
+        <w:spacing w:before="240" w:after="0" w:line="276" w:lineRule="auto"/>
+        <w:rPr>
+          <w:b/>
+          <w:bCs/>
+        </w:rPr>
+      </w:pPr>
+      <w:r>
+        <w:rPr>
+          <w:b/>
+          <w:bCs/>
+        </w:rPr>
+        <w:t>Assistant List Flow (</w:t>
+      </w:r>
+      <w:r>
+        <w:rPr>
+          <w:b/>
+          <w:bCs/>
+        </w:rPr>
+        <w:t>Intelligent Processing</w:t>
+      </w:r>
+      <w:r>
+        <w:rPr>
+          <w:b/>
+          <w:bCs/>
+        </w:rPr>
+        <w:t>)</w:t>
+      </w:r>
+    </w:p>
+    <w:p>
+      <w:pPr>
+        <w:spacing w:after="0" w:line="276" w:lineRule="auto"/>
+        <w:rPr>
+          <w:sz w:val="20"/>
+          <w:szCs w:val="20"/>
+        </w:rPr>
+      </w:pPr>
+      <w:r>
+        <w:rPr>
+          <w:sz w:val="20"/>
+          <w:szCs w:val="20"/>
+        </w:rPr>
+        <w:t>Python automation system for document conversion and metadata extraction, integrating legacy systems with modern technologies. Reduced manual task time by over 70%</w:t>
+      </w:r>
+      <w:r>
+        <w:rPr>
+          <w:sz w:val="20"/>
+          <w:szCs w:val="20"/>
+        </w:rPr>
+        <w:t>.</w:t>
+      </w:r>
+    </w:p>
+    <w:p>
+      <w:pPr>
+        <w:spacing w:after="0" w:line="276" w:lineRule="auto"/>
+        <w:rPr>
+          <w:sz w:val="20"/>
+          <w:szCs w:val="20"/>
+        </w:rPr>
+      </w:pPr>
+      <w:r>
+        <w:rPr>
+          <w:sz w:val="20"/>
+          <w:szCs w:val="20"/>
+        </w:rPr>
+        <w:t>Repository</w:t>
+      </w:r>
+      <w:r>
+        <w:rPr>
+          <w:sz w:val="20"/>
+          <w:szCs w:val="20"/>
+        </w:rPr>
+        <w:t xml:space="preserve">: </w:t>
+      </w:r>
+      <w:hyperlink r:id="rId12" w:history="1">
+        <w:r>
+          <w:rPr>
+            <w:rStyle w:val="Hyperlink"/>
+            <w:sz w:val="20"/>
+            <w:szCs w:val="20"/>
+          </w:rPr>
+          <w:t>huannvictor/AssistantListFlow</w:t>
+        </w:r>
+      </w:hyperlink>
+    </w:p>
+    <w:p>
+      <w:pPr>
+        <w:spacing w:before="240" w:after="0" w:line="276" w:lineRule="auto"/>
+        <w:rPr>
+          <w:b/>
+          <w:bCs/>
+          <w:sz w:val="24"/>
+          <w:szCs w:val="24"/>
+        </w:rPr>
+      </w:pPr>
+      <w:r>
+        <w:rPr>
+          <w:b/>
+          <w:bCs/>
+        </w:rPr>
+        <w:t>Business Automation Suite &amp; RPA</w:t>
+      </w:r>
+      <w:r>
+        <w:rPr>
+          <w:b/>
+          <w:bCs/>
+        </w:rPr>
+        <w:t xml:space="preserve"> </w:t>
+      </w:r>
+      <w:r>
+        <w:rPr>
+          <w:b/>
+          <w:bCs/>
+        </w:rPr>
+        <w:t>&amp; RPA (AI-Assisted)</w:t>
+      </w:r>
+    </w:p>
+    <w:p>
+      <w:pPr>
+        <w:spacing w:after="0" w:line="240" w:lineRule="auto"/>
+        <w:rPr>
+          <w:sz w:val="20"/>
+          <w:szCs w:val="20"/>
+        </w:rPr>
+      </w:pPr>
+      <w:r>
+        <w:rPr>
+          <w:sz w:val="20"/>
+          <w:szCs w:val="20"/>
+        </w:rPr>
+        <w:t>Ecosystem of Python automations using AI-Assisted approaches (LLMs) for intelligent data extraction and automated reporting</w:t>
+      </w:r>
+      <w:r>
+        <w:rPr>
+          <w:sz w:val="20"/>
+          <w:szCs w:val="20"/>
+        </w:rPr>
+        <w:t>.</w:t>
+      </w:r>
+    </w:p>
+    <w:p>
+      <w:pPr>
+        <w:spacing w:before="240" w:after="0" w:line="240" w:lineRule="auto"/>
+        <w:ind w:left="360"/>
+        <w:rPr>
+          <w:b/>
+          <w:bCs/>
+        </w:rPr>
+      </w:pPr>
+      <w:r>
+        <w:rPr>
+          <w:b/>
+          <w:bCs/>
+        </w:rPr>
+        <w:t>Main Projects</w:t>
+      </w:r>
+      <w:r>
+        <w:rPr>
+          <w:b/>
+          <w:bCs/>
+        </w:rPr>
+        <w:t>:</w:t>
+      </w:r>
+    </w:p>
+    <w:p>
+      <w:pPr>
+        <w:pStyle w:val="PargrafodaLista"/>
+        <w:spacing w:after="0" w:line="276" w:lineRule="auto"/>
+        <w:ind w:left="360" w:firstLine="348"/>
+        <w:rPr>
+          <w:sz w:val="20"/>
+          <w:szCs w:val="20"/>
+        </w:rPr>
+      </w:pPr>
+      <w:r>
+        <w:rPr>
+          <w:sz w:val="20"/>
+          <w:szCs w:val="20"/>
+        </w:rPr>
+        <w:t>Stack: Python, Regex, PDF Processing,</w:t>
+      </w:r>
+      <w:r>
+        <w:rPr>
+          <w:sz w:val="20"/>
+          <w:szCs w:val="20"/>
+        </w:rPr>
+        <w:t xml:space="preserve"> Data</w:t>
+      </w:r>
+      <w:r>
+        <w:rPr>
+          <w:sz w:val="20"/>
+          <w:szCs w:val="20"/>
+        </w:rPr>
+        <w:t xml:space="preserve"> </w:t>
+      </w:r>
+      <w:r>
+        <w:rPr>
+          <w:sz w:val="20"/>
+          <w:szCs w:val="20"/>
+        </w:rPr>
+        <w:t>Automation</w:t>
+      </w:r>
+    </w:p>
+    <w:p>
+      <w:pPr>
+        <w:pStyle w:val="PargrafodaLista"/>
+        <w:numPr>
+          <w:ilvl w:val="0"/>
+          <w:numId w:val="23"/>
+        </w:numPr>
+        <w:spacing w:after="0" w:line="276" w:lineRule="auto"/>
+        <w:ind w:left="720"/>
+        <w:rPr>
+          <w:sz w:val="20"/>
+          <w:szCs w:val="20"/>
+        </w:rPr>
+      </w:pPr>
+      <w:hyperlink r:id="rId13" w:history="1">
+        <w:r>
+          <w:rPr>
+            <w:rStyle w:val="Hyperlink"/>
+            <w:b/>
+            <w:bCs/>
+            <w:sz w:val="20"/>
+            <w:szCs w:val="20"/>
+          </w:rPr>
+          <w:t>Assistant List Flow</w:t>
+        </w:r>
+      </w:hyperlink>
+      <w:r>
+        <w:rPr>
+          <w:sz w:val="20"/>
+          <w:szCs w:val="20"/>
+        </w:rPr>
+        <w:t>:</w:t>
+      </w:r>
+      <w:r>
+        <w:rPr>
+          <w:sz w:val="20"/>
+          <w:szCs w:val="20"/>
+        </w:rPr>
+        <w:t xml:space="preserve"> </w:t>
+      </w:r>
+      <w:r>
+        <w:rPr>
+          <w:sz w:val="20"/>
+          <w:szCs w:val="20"/>
+        </w:rPr>
+        <w:t>Automation tool for converting PDF documents into images and generating metadata, optimizing batch integration for legacy systems</w:t>
+      </w:r>
+      <w:r>
+        <w:rPr>
+          <w:sz w:val="20"/>
+          <w:szCs w:val="20"/>
+        </w:rPr>
+        <w:t>.</w:t>
+      </w:r>
+    </w:p>
+    <w:p>
+      <w:pPr>
+        <w:pStyle w:val="PargrafodaLista"/>
+        <w:numPr>
+          <w:ilvl w:val="0"/>
+          <w:numId w:val="23"/>
+        </w:numPr>
+        <w:spacing w:after="0" w:line="276" w:lineRule="auto"/>
+        <w:ind w:left="720"/>
+        <w:rPr>
+          <w:sz w:val="20"/>
+          <w:szCs w:val="20"/>
+        </w:rPr>
+      </w:pPr>
+      <w:hyperlink r:id="rId14" w:history="1">
+        <w:r>
+          <w:rPr>
+            <w:rStyle w:val="Hyperlink"/>
+            <w:b/>
+            <w:bCs/>
+            <w:sz w:val="20"/>
+            <w:szCs w:val="20"/>
+          </w:rPr>
+          <w:t>Educ Form Bot</w:t>
+        </w:r>
+      </w:hyperlink>
+      <w:r>
+        <w:rPr>
+          <w:sz w:val="20"/>
+          <w:szCs w:val="20"/>
+        </w:rPr>
+        <w:t xml:space="preserve">: </w:t>
+      </w:r>
+      <w:r>
+        <w:rPr>
+          <w:sz w:val="20"/>
+          <w:szCs w:val="20"/>
+        </w:rPr>
+        <w:t>Automation for the generation and filling of PDF documents</w:t>
+      </w:r>
+      <w:r>
+        <w:rPr>
+          <w:sz w:val="20"/>
+          <w:szCs w:val="20"/>
+        </w:rPr>
+        <w:t>.</w:t>
+      </w:r>
+    </w:p>
+    <w:p>
+      <w:pPr>
+        <w:pStyle w:val="PargrafodaLista"/>
+        <w:numPr>
+          <w:ilvl w:val="0"/>
+          <w:numId w:val="23"/>
+        </w:numPr>
+        <w:spacing w:after="0" w:line="276" w:lineRule="auto"/>
+        <w:ind w:left="720"/>
+        <w:rPr>
+          <w:sz w:val="20"/>
+          <w:szCs w:val="20"/>
+        </w:rPr>
+      </w:pPr>
+      <w:hyperlink r:id="rId15" w:history="1">
+        <w:r>
+          <w:rPr>
+            <w:rStyle w:val="Hyperlink"/>
+            <w:b/>
+            <w:bCs/>
+            <w:sz w:val="20"/>
+            <w:szCs w:val="20"/>
+          </w:rPr>
+          <w:t>Contact Collector Scraper</w:t>
+        </w:r>
+      </w:hyperlink>
+      <w:r>
+        <w:rPr>
+          <w:sz w:val="20"/>
+          <w:szCs w:val="20"/>
+        </w:rPr>
+        <w:t xml:space="preserve">: </w:t>
+      </w:r>
+      <w:r>
+        <w:rPr>
+          <w:sz w:val="20"/>
+          <w:szCs w:val="20"/>
+        </w:rPr>
+        <w:t>Automated system for collecting educational data, including information cleaning and standardization</w:t>
+      </w:r>
+      <w:r>
+        <w:rPr>
+          <w:sz w:val="20"/>
+          <w:szCs w:val="20"/>
+        </w:rPr>
+        <w:t xml:space="preserve">. </w:t>
+      </w:r>
+    </w:p>
+    <w:p>
+      <w:pPr>
+        <w:pStyle w:val="PargrafodaLista"/>
+        <w:numPr>
+          <w:ilvl w:val="0"/>
+          <w:numId w:val="23"/>
+        </w:numPr>
+        <w:spacing w:after="0" w:line="276" w:lineRule="auto"/>
+        <w:ind w:left="720"/>
+        <w:rPr>
+          <w:sz w:val="20"/>
+          <w:szCs w:val="20"/>
+        </w:rPr>
+      </w:pPr>
+      <w:hyperlink r:id="rId16" w:history="1">
+        <w:r>
+          <w:rPr>
+            <w:rStyle w:val="Hyperlink"/>
+            <w:b/>
+            <w:bCs/>
+            <w:sz w:val="20"/>
+            <w:szCs w:val="20"/>
+          </w:rPr>
+          <w:t>Mapa Status</w:t>
+        </w:r>
+      </w:hyperlink>
+      <w:r>
+        <w:rPr>
+          <w:sz w:val="20"/>
+          <w:szCs w:val="20"/>
+        </w:rPr>
+        <w:t xml:space="preserve">: </w:t>
+      </w:r>
+      <w:r>
+        <w:rPr>
+          <w:sz w:val="20"/>
+          <w:szCs w:val="20"/>
+        </w:rPr>
+        <w:t>Tool for the analysis and organization of administrative data</w:t>
+      </w:r>
+      <w:r>
+        <w:rPr>
+          <w:sz w:val="20"/>
+          <w:szCs w:val="20"/>
+        </w:rPr>
+        <w:t>.</w:t>
+      </w:r>
+      <w:r>
+        <w:rPr>
+          <w:sz w:val="20"/>
+          <w:szCs w:val="20"/>
+        </w:rPr>
+        <w:tab/>
+      </w:r>
+    </w:p>
+    <w:p>
+      <w:pPr>
+        <w:pStyle w:val="PargrafodaLista"/>
+        <w:numPr>
+          <w:ilvl w:val="0"/>
+          <w:numId w:val="23"/>
+        </w:numPr>
+        <w:spacing w:after="0" w:line="276" w:lineRule="auto"/>
+        <w:ind w:left="720"/>
+        <w:rPr>
+          <w:sz w:val="20"/>
+          <w:szCs w:val="20"/>
+        </w:rPr>
+      </w:pPr>
+      <w:hyperlink r:id="rId17" w:history="1">
+        <w:r>
+          <w:rPr>
+            <w:rStyle w:val="Hyperlink"/>
+            <w:b/>
+            <w:bCs/>
+            <w:sz w:val="20"/>
+            <w:szCs w:val="20"/>
+          </w:rPr>
+          <w:t>Commercial Flow Bot</w:t>
+        </w:r>
+      </w:hyperlink>
+      <w:r>
+        <w:rPr>
+          <w:sz w:val="20"/>
+          <w:szCs w:val="20"/>
+        </w:rPr>
+        <w:t xml:space="preserve">: </w:t>
+      </w:r>
+      <w:r>
+        <w:rPr>
+          <w:sz w:val="20"/>
+          <w:szCs w:val="20"/>
+        </w:rPr>
+        <w:t>Automatic document screening system with structured data extraction</w:t>
+      </w:r>
+      <w:r>
+        <w:rPr>
+          <w:sz w:val="20"/>
+          <w:szCs w:val="20"/>
+        </w:rPr>
+        <w:t>.</w:t>
+      </w:r>
+    </w:p>
+    <w:p>
+      <w:pPr>
+        <w:pStyle w:val="PargrafodaLista"/>
+        <w:numPr>
+          <w:ilvl w:val="0"/>
+          <w:numId w:val="23"/>
+        </w:numPr>
+        <w:spacing w:after="0" w:line="276" w:lineRule="auto"/>
+        <w:ind w:left="709"/>
+        <w:rPr>
+          <w:sz w:val="20"/>
+          <w:szCs w:val="20"/>
+        </w:rPr>
+      </w:pPr>
+      <w:hyperlink r:id="rId18" w:history="1">
+        <w:r>
+          <w:rPr>
+            <w:rStyle w:val="Hyperlink"/>
+            <w:b/>
+            <w:bCs/>
+            <w:sz w:val="20"/>
+            <w:szCs w:val="20"/>
+          </w:rPr>
+          <w:t>Scan Flow Bot</w:t>
+        </w:r>
+      </w:hyperlink>
+      <w:r>
+        <w:rPr>
+          <w:sz w:val="20"/>
+          <w:szCs w:val="20"/>
+        </w:rPr>
+        <w:t xml:space="preserve">: </w:t>
+      </w:r>
+      <w:r>
+        <w:rPr>
+          <w:sz w:val="20"/>
+          <w:szCs w:val="20"/>
+        </w:rPr>
+        <w:t>Python-based automation for generating reports from digitized documents</w:t>
+      </w:r>
+      <w:r>
+        <w:rPr>
+          <w:sz w:val="20"/>
+          <w:szCs w:val="20"/>
+        </w:rPr>
+        <w:t>.</w:t>
+      </w:r>
+    </w:p>
+    <w:p>
+      <w:pPr>
+        <w:spacing w:after="0" w:line="276" w:lineRule="auto"/>
+        <w:ind w:firstLine="708"/>
+        <w:rPr>
+          <w:sz w:val="20"/>
+          <w:szCs w:val="20"/>
+        </w:rPr>
+      </w:pPr>
+    </w:p>
+    <w:p>
+      <w:pPr>
+        <w:pBdr>
+          <w:bottom w:val="single" w:sz="6" w:space="1" w:color="auto"/>
+        </w:pBdr>
+        <w:spacing w:before="240" w:after="0" w:line="276" w:lineRule="auto"/>
+        <w:rPr>
+          <w:b/>
+          <w:bCs/>
+          <w:sz w:val="32"/>
+          <w:szCs w:val="32"/>
+          <w:u w:val="single"/>
+        </w:rPr>
+      </w:pPr>
+      <w:r>
+        <w:rPr>
+          <w:b/>
+          <w:bCs/>
+          <w:sz w:val="32"/>
+          <w:szCs w:val="32"/>
+        </w:rPr>
+        <w:t>Education</w:t>
+      </w:r>
+    </w:p>
+    <w:p>
+      <w:pPr>
+        <w:spacing w:before="240" w:after="0" w:line="276" w:lineRule="auto"/>
+      </w:pPr>
+      <w:r>
+        <w:rPr>
+          <w:b/>
+          <w:bCs/>
+        </w:rPr>
+        <w:t>Analysis and Systems Development</w:t>
+      </w:r>
+      <w:r>
+        <w:rPr>
+          <w:b/>
+          <w:bCs/>
+        </w:rPr>
+        <w:t xml:space="preserve"> </w:t>
+      </w:r>
+      <w:r>
+        <w:rPr>
+          <w:b/>
+          <w:bCs/>
+        </w:rPr>
+        <w:t>|</w:t>
+      </w:r>
+      <w:r>
+        <w:t xml:space="preserve"> </w:t>
+      </w:r>
+      <w:r>
+        <w:rPr>
+          <w:b/>
+          <w:bCs/>
+        </w:rPr>
+        <w:t>Wyden</w:t>
+      </w:r>
+      <w:r>
+        <w:rPr>
+          <w:b/>
+          <w:bCs/>
+        </w:rPr>
+        <w:t xml:space="preserve"> | (2024 – 2026, In Progress)</w:t>
+      </w:r>
+    </w:p>
+    <w:p>
+      <w:pPr>
+        <w:spacing w:after="0" w:line="276" w:lineRule="auto"/>
+        <w:rPr>
+          <w:sz w:val="20"/>
+          <w:szCs w:val="20"/>
+        </w:rPr>
+      </w:pPr>
+      <w:r>
+        <w:rPr>
+          <w:sz w:val="20"/>
+          <w:szCs w:val="20"/>
+        </w:rPr>
+        <w:t>Studies focused on algorithms, logic, data structures, requirements analysis, and modern web development</w:t>
+      </w:r>
+      <w:r>
+        <w:rPr>
+          <w:sz w:val="20"/>
+          <w:szCs w:val="20"/>
+        </w:rPr>
+        <w:t>.</w:t>
+      </w:r>
+    </w:p>
+    <w:p>
+      <w:pPr>
+        <w:pBdr>
+          <w:bottom w:val="single" w:sz="6" w:space="1" w:color="auto"/>
+        </w:pBdr>
+        <w:spacing w:before="240" w:after="0" w:line="276" w:lineRule="auto"/>
+        <w:rPr>
+          <w:b/>
+          <w:bCs/>
+          <w:sz w:val="32"/>
+          <w:szCs w:val="32"/>
+        </w:rPr>
+      </w:pPr>
+      <w:r>
+        <w:rPr>
+          <w:b/>
+          <w:bCs/>
+          <w:sz w:val="32"/>
+          <w:szCs w:val="32"/>
+        </w:rPr>
+        <w:t>Languages</w:t>
+      </w:r>
+    </w:p>
+    <w:p>
+      <w:pPr>
+        <w:spacing w:after="0" w:line="276" w:lineRule="auto"/>
+      </w:pPr>
+      <w:r>
+        <w:rPr>
+          <w:b/>
+          <w:bCs/>
+        </w:rPr>
+        <w:t>English – Advanced</w:t>
+      </w:r>
+      <w:r>
+        <w:rPr>
+          <w:b/>
+          <w:bCs/>
+        </w:rPr>
+        <w:t xml:space="preserve">: </w:t>
+      </w:r>
+      <w:r>
+        <w:t>Technical reading and professional conversation</w:t>
+      </w:r>
+      <w:r>
+        <w:t>.</w:t>
+      </w:r>
+    </w:p>
+    <w:p>
+      <w:pPr>
+        <w:spacing w:after="0" w:line="276" w:lineRule="auto"/>
+        <w:rPr>
+          <w:sz w:val="20"/>
+          <w:szCs w:val="20"/>
+        </w:rPr>
+      </w:pPr>
+      <w:r>
+        <w:rPr>
+          <w:sz w:val="20"/>
+          <w:szCs w:val="20"/>
+        </w:rPr>
+        <w:t>Training</w:t>
+      </w:r>
+      <w:r>
+        <w:rPr>
+          <w:sz w:val="20"/>
+          <w:szCs w:val="20"/>
+        </w:rPr>
+        <w:t>: CCAA (2009), Minds (2018)</w:t>
       </w:r>
     </w:p>
     <w:sectPr>
       <w:pgSz w:w="11906" w:h="16838"/>
-      <w:pgMar w:top="567" w:right="849" w:bottom="1134" w:left="709" w:header="709" w:footer="709" w:gutter="0"/>
+      <w:pgMar w:top="454" w:right="851" w:bottom="454" w:left="709" w:header="709" w:footer="709" w:gutter="0"/>
       <w:cols w:space="708"/>
       <w:docGrid w:linePitch="360"/>
     </w:sectPr>
@@ -925,7 +2019,7 @@
 </file>
 
 <file path=word/numbering.xml><?xml version="1.0" encoding="utf-8"?>
-<w:numbering xmlns:wpc="http://schemas.microsoft.com/office/word/2010/wordprocessingCanvas" xmlns:cx="http://schemas.microsoft.com/office/drawing/2014/chartex" xmlns:cx1="http://schemas.microsoft.com/office/drawing/2015/9/8/chartex" xmlns:cx2="http://schemas.microsoft.com/office/drawing/2015/10/21/chartex" xmlns:cx3="http://schemas.microsoft.com/office/drawing/2016/5/9/chartex" xmlns:cx4="http://schemas.microsoft.com/office/drawing/2016/5/10/chartex" xmlns:cx5="http://schemas.microsoft.com/office/drawing/2016/5/11/chartex" xmlns:cx6="http://schemas.microsoft.com/office/drawing/2016/5/12/chartex" xmlns:cx7="http://schemas.microsoft.com/office/drawing/2016/5/13/chartex" xmlns:cx8="http://schemas.microsoft.com/office/drawing/2016/5/14/chartex" xmlns:mc="http://schemas.openxmlformats.org/markup-compatibility/2006" xmlns:aink="http://schemas.microsoft.com/office/drawing/2016/ink" xmlns:am3d="http://schemas.microsoft.com/office/drawing/2017/model3d" xmlns:o="urn:schemas-microsoft-com:office:office" xmlns:oel="http://schemas.microsoft.com/office/2019/extlst" xmlns:r="http://schemas.openxmlformats.org/officeDocument/2006/relationships" xmlns:m="http://schemas.openxmlformats.org/officeDocument/2006/math" xmlns:v="urn:schemas-microsoft-com:vml" xmlns:wp14="http://schemas.microsoft.com/office/word/2010/wordprocessingDrawing" xmlns:wp="http://schemas.openxmlformats.org/drawingml/2006/wordprocessingDrawing" xmlns:w10="urn:schemas-microsoft-com:office:word" xmlns:w="http://schemas.openxmlformats.org/wordprocessingml/2006/main" xmlns:w14="http://schemas.microsoft.com/office/word/2010/wordml" xmlns:w15="http://schemas.microsoft.com/office/word/2012/wordml" xmlns:w16cex="http://schemas.microsoft.com/office/word/2018/wordml/cex" xmlns:w16cid="http://schemas.microsoft.com/office/word/2016/wordml/cid" xmlns:w16="http://schemas.microsoft.com/office/word/2018/wordml" xmlns:w16sdtdh="http://schemas.microsoft.com/office/word/2020/wordml/sdtdatahash" xmlns:w16se="http://schemas.microsoft.com/office/word/2015/wordml/symex" xmlns:wpg="http://schemas.microsoft.com/office/word/2010/wordprocessingGroup" xmlns:wpi="http://schemas.microsoft.com/office/word/2010/wordprocessingInk" xmlns:wne="http://schemas.microsoft.com/office/word/2006/wordml" xmlns:wps="http://schemas.microsoft.com/office/word/2010/wordprocessingShape" mc:Ignorable="w14 w15 w16se w16cid w16 w16cex w16sdtdh wp14">
+<w:numbering xmlns:wpc="http://schemas.microsoft.com/office/word/2010/wordprocessingCanvas" xmlns:cx="http://schemas.microsoft.com/office/drawing/2014/chartex" xmlns:cx1="http://schemas.microsoft.com/office/drawing/2015/9/8/chartex" xmlns:cx2="http://schemas.microsoft.com/office/drawing/2015/10/21/chartex" xmlns:cx3="http://schemas.microsoft.com/office/drawing/2016/5/9/chartex" xmlns:cx4="http://schemas.microsoft.com/office/drawing/2016/5/10/chartex" xmlns:cx5="http://schemas.microsoft.com/office/drawing/2016/5/11/chartex" xmlns:cx6="http://schemas.microsoft.com/office/drawing/2016/5/12/chartex" xmlns:cx7="http://schemas.microsoft.com/office/drawing/2016/5/13/chartex" xmlns:cx8="http://schemas.microsoft.com/office/drawing/2016/5/14/chartex" xmlns:mc="http://schemas.openxmlformats.org/markup-compatibility/2006" xmlns:aink="http://schemas.microsoft.com/office/drawing/2016/ink" xmlns:am3d="http://schemas.microsoft.com/office/drawing/2017/model3d" xmlns:o="urn:schemas-microsoft-com:office:office" xmlns:oel="http://schemas.microsoft.com/office/2019/extlst" xmlns:r="http://schemas.openxmlformats.org/officeDocument/2006/relationships" xmlns:m="http://schemas.openxmlformats.org/officeDocument/2006/math" xmlns:v="urn:schemas-microsoft-com:vml" xmlns:wp14="http://schemas.microsoft.com/office/word/2010/wordprocessingDrawing" xmlns:wp="http://schemas.openxmlformats.org/drawingml/2006/wordprocessingDrawing" xmlns:w10="urn:schemas-microsoft-com:office:word" xmlns:w="http://schemas.openxmlformats.org/wordprocessingml/2006/main" xmlns:w14="http://schemas.microsoft.com/office/word/2010/wordml" xmlns:w15="http://schemas.microsoft.com/office/word/2012/wordml" xmlns:w16cex="http://schemas.microsoft.com/office/word/2018/wordml/cex" xmlns:w16cid="http://schemas.microsoft.com/office/word/2016/wordml/cid" xmlns:w16="http://schemas.microsoft.com/office/word/2018/wordml" xmlns:w16du="http://schemas.microsoft.com/office/word/2023/wordml/word16du" xmlns:w16sdtdh="http://schemas.microsoft.com/office/word/2020/wordml/sdtdatahash" xmlns:w16sdtfl="http://schemas.microsoft.com/office/word/2024/wordml/sdtformatlock" xmlns:w16se="http://schemas.microsoft.com/office/word/2015/wordml/symex" xmlns:wpg="http://schemas.microsoft.com/office/word/2010/wordprocessingGroup" xmlns:wpi="http://schemas.microsoft.com/office/word/2010/wordprocessingInk" xmlns:wne="http://schemas.microsoft.com/office/word/2006/wordml" xmlns:wps="http://schemas.microsoft.com/office/word/2010/wordprocessingShape" mc:Ignorable="w14 w15 w16se w16cid w16 w16cex w16sdtdh w16sdtfl w16du wp14">
   <w:abstractNum w:abstractNumId="0" w15:restartNumberingAfterBreak="0">
     <w:nsid w:val="03DD578C"/>
     <w:multiLevelType w:val="hybridMultilevel"/>
@@ -1040,6 +2134,119 @@
     </w:lvl>
   </w:abstractNum>
   <w:abstractNum w:abstractNumId="1" w15:restartNumberingAfterBreak="0">
+    <w:nsid w:val="0A39502B"/>
+    <w:multiLevelType w:val="hybridMultilevel"/>
+    <w:tmpl w:val="88BE8ADE"/>
+    <w:lvl w:ilvl="0" w:tplc="04160001">
+      <w:start w:val="1"/>
+      <w:numFmt w:val="bullet"/>
+      <w:lvlText w:val=""/>
+      <w:lvlJc w:val="left"/>
+      <w:pPr>
+        <w:ind w:left="720" w:hanging="360"/>
+      </w:pPr>
+      <w:rPr>
+        <w:rFonts w:ascii="Symbol" w:hAnsi="Symbol" w:hint="default"/>
+      </w:rPr>
+    </w:lvl>
+    <w:lvl w:ilvl="1" w:tplc="04160003" w:tentative="1">
+      <w:start w:val="1"/>
+      <w:numFmt w:val="bullet"/>
+      <w:lvlText w:val="o"/>
+      <w:lvlJc w:val="left"/>
+      <w:pPr>
+        <w:ind w:left="1440" w:hanging="360"/>
+      </w:pPr>
+      <w:rPr>
+        <w:rFonts w:ascii="Courier New" w:hAnsi="Courier New" w:cs="Courier New" w:hint="default"/>
+      </w:rPr>
+    </w:lvl>
+    <w:lvl w:ilvl="2" w:tplc="04160005" w:tentative="1">
+      <w:start w:val="1"/>
+      <w:numFmt w:val="bullet"/>
+      <w:lvlText w:val=""/>
+      <w:lvlJc w:val="left"/>
+      <w:pPr>
+        <w:ind w:left="2160" w:hanging="360"/>
+      </w:pPr>
+      <w:rPr>
+        <w:rFonts w:ascii="Wingdings" w:hAnsi="Wingdings" w:hint="default"/>
+      </w:rPr>
+    </w:lvl>
+    <w:lvl w:ilvl="3" w:tplc="04160001" w:tentative="1">
+      <w:start w:val="1"/>
+      <w:numFmt w:val="bullet"/>
+      <w:lvlText w:val=""/>
+      <w:lvlJc w:val="left"/>
+      <w:pPr>
+        <w:ind w:left="2880" w:hanging="360"/>
+      </w:pPr>
+      <w:rPr>
+        <w:rFonts w:ascii="Symbol" w:hAnsi="Symbol" w:hint="default"/>
+      </w:rPr>
+    </w:lvl>
+    <w:lvl w:ilvl="4" w:tplc="04160003" w:tentative="1">
+      <w:start w:val="1"/>
+      <w:numFmt w:val="bullet"/>
+      <w:lvlText w:val="o"/>
+      <w:lvlJc w:val="left"/>
+      <w:pPr>
+        <w:ind w:left="3600" w:hanging="360"/>
+      </w:pPr>
+      <w:rPr>
+        <w:rFonts w:ascii="Courier New" w:hAnsi="Courier New" w:cs="Courier New" w:hint="default"/>
+      </w:rPr>
+    </w:lvl>
+    <w:lvl w:ilvl="5" w:tplc="04160005" w:tentative="1">
+      <w:start w:val="1"/>
+      <w:numFmt w:val="bullet"/>
+      <w:lvlText w:val=""/>
+      <w:lvlJc w:val="left"/>
+      <w:pPr>
+        <w:ind w:left="4320" w:hanging="360"/>
+      </w:pPr>
+      <w:rPr>
+        <w:rFonts w:ascii="Wingdings" w:hAnsi="Wingdings" w:hint="default"/>
+      </w:rPr>
+    </w:lvl>
+    <w:lvl w:ilvl="6" w:tplc="04160001" w:tentative="1">
+      <w:start w:val="1"/>
+      <w:numFmt w:val="bullet"/>
+      <w:lvlText w:val=""/>
+      <w:lvlJc w:val="left"/>
+      <w:pPr>
+        <w:ind w:left="5040" w:hanging="360"/>
+      </w:pPr>
+      <w:rPr>
+        <w:rFonts w:ascii="Symbol" w:hAnsi="Symbol" w:hint="default"/>
+      </w:rPr>
+    </w:lvl>
+    <w:lvl w:ilvl="7" w:tplc="04160003" w:tentative="1">
+      <w:start w:val="1"/>
+      <w:numFmt w:val="bullet"/>
+      <w:lvlText w:val="o"/>
+      <w:lvlJc w:val="left"/>
+      <w:pPr>
+        <w:ind w:left="5760" w:hanging="360"/>
+      </w:pPr>
+      <w:rPr>
+        <w:rFonts w:ascii="Courier New" w:hAnsi="Courier New" w:cs="Courier New" w:hint="default"/>
+      </w:rPr>
+    </w:lvl>
+    <w:lvl w:ilvl="8" w:tplc="04160005" w:tentative="1">
+      <w:start w:val="1"/>
+      <w:numFmt w:val="bullet"/>
+      <w:lvlText w:val=""/>
+      <w:lvlJc w:val="left"/>
+      <w:pPr>
+        <w:ind w:left="6480" w:hanging="360"/>
+      </w:pPr>
+      <w:rPr>
+        <w:rFonts w:ascii="Wingdings" w:hAnsi="Wingdings" w:hint="default"/>
+      </w:rPr>
+    </w:lvl>
+  </w:abstractNum>
+  <w:abstractNum w:abstractNumId="2" w15:restartNumberingAfterBreak="0">
     <w:nsid w:val="0DA700B8"/>
     <w:multiLevelType w:val="hybridMultilevel"/>
     <w:tmpl w:val="A124571C"/>
@@ -1152,7 +2359,7 @@
       </w:rPr>
     </w:lvl>
   </w:abstractNum>
-  <w:abstractNum w:abstractNumId="2" w15:restartNumberingAfterBreak="0">
+  <w:abstractNum w:abstractNumId="3" w15:restartNumberingAfterBreak="0">
     <w:nsid w:val="121C72D5"/>
     <w:multiLevelType w:val="multilevel"/>
     <w:tmpl w:val="676C26B4"/>
@@ -1265,7 +2472,156 @@
       </w:rPr>
     </w:lvl>
   </w:abstractNum>
-  <w:abstractNum w:abstractNumId="3" w15:restartNumberingAfterBreak="0">
+  <w:abstractNum w:abstractNumId="4" w15:restartNumberingAfterBreak="0">
+    <w:nsid w:val="166A089D"/>
+    <w:multiLevelType w:val="multilevel"/>
+    <w:tmpl w:val="43C8C07A"/>
+    <w:lvl w:ilvl="0">
+      <w:start w:val="1"/>
+      <w:numFmt w:val="bullet"/>
+      <w:lvlText w:val=""/>
+      <w:lvlJc w:val="left"/>
+      <w:pPr>
+        <w:tabs>
+          <w:tab w:val="num" w:pos="720"/>
+        </w:tabs>
+        <w:ind w:left="720" w:hanging="360"/>
+      </w:pPr>
+      <w:rPr>
+        <w:rFonts w:ascii="Symbol" w:hAnsi="Symbol" w:hint="default"/>
+        <w:sz w:val="20"/>
+      </w:rPr>
+    </w:lvl>
+    <w:lvl w:ilvl="1" w:tentative="1">
+      <w:start w:val="1"/>
+      <w:numFmt w:val="bullet"/>
+      <w:lvlText w:val="o"/>
+      <w:lvlJc w:val="left"/>
+      <w:pPr>
+        <w:tabs>
+          <w:tab w:val="num" w:pos="1440"/>
+        </w:tabs>
+        <w:ind w:left="1440" w:hanging="360"/>
+      </w:pPr>
+      <w:rPr>
+        <w:rFonts w:ascii="Courier New" w:hAnsi="Courier New" w:hint="default"/>
+        <w:sz w:val="20"/>
+      </w:rPr>
+    </w:lvl>
+    <w:lvl w:ilvl="2" w:tentative="1">
+      <w:start w:val="1"/>
+      <w:numFmt w:val="bullet"/>
+      <w:lvlText w:val=""/>
+      <w:lvlJc w:val="left"/>
+      <w:pPr>
+        <w:tabs>
+          <w:tab w:val="num" w:pos="2160"/>
+        </w:tabs>
+        <w:ind w:left="2160" w:hanging="360"/>
+      </w:pPr>
+      <w:rPr>
+        <w:rFonts w:ascii="Wingdings" w:hAnsi="Wingdings" w:hint="default"/>
+        <w:sz w:val="20"/>
+      </w:rPr>
+    </w:lvl>
+    <w:lvl w:ilvl="3" w:tentative="1">
+      <w:start w:val="1"/>
+      <w:numFmt w:val="bullet"/>
+      <w:lvlText w:val=""/>
+      <w:lvlJc w:val="left"/>
+      <w:pPr>
+        <w:tabs>
+          <w:tab w:val="num" w:pos="2880"/>
+        </w:tabs>
+        <w:ind w:left="2880" w:hanging="360"/>
+      </w:pPr>
+      <w:rPr>
+        <w:rFonts w:ascii="Wingdings" w:hAnsi="Wingdings" w:hint="default"/>
+        <w:sz w:val="20"/>
+      </w:rPr>
+    </w:lvl>
+    <w:lvl w:ilvl="4" w:tentative="1">
+      <w:start w:val="1"/>
+      <w:numFmt w:val="bullet"/>
+      <w:lvlText w:val=""/>
+      <w:lvlJc w:val="left"/>
+      <w:pPr>
+        <w:tabs>
+          <w:tab w:val="num" w:pos="3600"/>
+        </w:tabs>
+        <w:ind w:left="3600" w:hanging="360"/>
+      </w:pPr>
+      <w:rPr>
+        <w:rFonts w:ascii="Wingdings" w:hAnsi="Wingdings" w:hint="default"/>
+        <w:sz w:val="20"/>
+      </w:rPr>
+    </w:lvl>
+    <w:lvl w:ilvl="5" w:tentative="1">
+      <w:start w:val="1"/>
+      <w:numFmt w:val="bullet"/>
+      <w:lvlText w:val=""/>
+      <w:lvlJc w:val="left"/>
+      <w:pPr>
+        <w:tabs>
+          <w:tab w:val="num" w:pos="4320"/>
+        </w:tabs>
+        <w:ind w:left="4320" w:hanging="360"/>
+      </w:pPr>
+      <w:rPr>
+        <w:rFonts w:ascii="Wingdings" w:hAnsi="Wingdings" w:hint="default"/>
+        <w:sz w:val="20"/>
+      </w:rPr>
+    </w:lvl>
+    <w:lvl w:ilvl="6" w:tentative="1">
+      <w:start w:val="1"/>
+      <w:numFmt w:val="bullet"/>
+      <w:lvlText w:val=""/>
+      <w:lvlJc w:val="left"/>
+      <w:pPr>
+        <w:tabs>
+          <w:tab w:val="num" w:pos="5040"/>
+        </w:tabs>
+        <w:ind w:left="5040" w:hanging="360"/>
+      </w:pPr>
+      <w:rPr>
+        <w:rFonts w:ascii="Wingdings" w:hAnsi="Wingdings" w:hint="default"/>
+        <w:sz w:val="20"/>
+      </w:rPr>
+    </w:lvl>
+    <w:lvl w:ilvl="7" w:tentative="1">
+      <w:start w:val="1"/>
+      <w:numFmt w:val="bullet"/>
+      <w:lvlText w:val=""/>
+      <w:lvlJc w:val="left"/>
+      <w:pPr>
+        <w:tabs>
+          <w:tab w:val="num" w:pos="5760"/>
+        </w:tabs>
+        <w:ind w:left="5760" w:hanging="360"/>
+      </w:pPr>
+      <w:rPr>
+        <w:rFonts w:ascii="Wingdings" w:hAnsi="Wingdings" w:hint="default"/>
+        <w:sz w:val="20"/>
+      </w:rPr>
+    </w:lvl>
+    <w:lvl w:ilvl="8" w:tentative="1">
+      <w:start w:val="1"/>
+      <w:numFmt w:val="bullet"/>
+      <w:lvlText w:val=""/>
+      <w:lvlJc w:val="left"/>
+      <w:pPr>
+        <w:tabs>
+          <w:tab w:val="num" w:pos="6480"/>
+        </w:tabs>
+        <w:ind w:left="6480" w:hanging="360"/>
+      </w:pPr>
+      <w:rPr>
+        <w:rFonts w:ascii="Wingdings" w:hAnsi="Wingdings" w:hint="default"/>
+        <w:sz w:val="20"/>
+      </w:rPr>
+    </w:lvl>
+  </w:abstractNum>
+  <w:abstractNum w:abstractNumId="5" w15:restartNumberingAfterBreak="0">
     <w:nsid w:val="17E67A85"/>
     <w:multiLevelType w:val="hybridMultilevel"/>
     <w:tmpl w:val="2E4A2BDC"/>
@@ -1378,7 +2734,120 @@
       </w:rPr>
     </w:lvl>
   </w:abstractNum>
-  <w:abstractNum w:abstractNumId="4" w15:restartNumberingAfterBreak="0">
+  <w:abstractNum w:abstractNumId="6" w15:restartNumberingAfterBreak="0">
+    <w:nsid w:val="19E17005"/>
+    <w:multiLevelType w:val="hybridMultilevel"/>
+    <w:tmpl w:val="9200719A"/>
+    <w:lvl w:ilvl="0" w:tplc="04160001">
+      <w:start w:val="1"/>
+      <w:numFmt w:val="bullet"/>
+      <w:lvlText w:val=""/>
+      <w:lvlJc w:val="left"/>
+      <w:pPr>
+        <w:ind w:left="360" w:hanging="360"/>
+      </w:pPr>
+      <w:rPr>
+        <w:rFonts w:ascii="Symbol" w:hAnsi="Symbol" w:hint="default"/>
+      </w:rPr>
+    </w:lvl>
+    <w:lvl w:ilvl="1" w:tplc="04160003">
+      <w:start w:val="1"/>
+      <w:numFmt w:val="bullet"/>
+      <w:lvlText w:val="o"/>
+      <w:lvlJc w:val="left"/>
+      <w:pPr>
+        <w:ind w:left="1080" w:hanging="360"/>
+      </w:pPr>
+      <w:rPr>
+        <w:rFonts w:ascii="Courier New" w:hAnsi="Courier New" w:cs="Courier New" w:hint="default"/>
+      </w:rPr>
+    </w:lvl>
+    <w:lvl w:ilvl="2" w:tplc="04160005" w:tentative="1">
+      <w:start w:val="1"/>
+      <w:numFmt w:val="bullet"/>
+      <w:lvlText w:val=""/>
+      <w:lvlJc w:val="left"/>
+      <w:pPr>
+        <w:ind w:left="1800" w:hanging="360"/>
+      </w:pPr>
+      <w:rPr>
+        <w:rFonts w:ascii="Wingdings" w:hAnsi="Wingdings" w:hint="default"/>
+      </w:rPr>
+    </w:lvl>
+    <w:lvl w:ilvl="3" w:tplc="04160001" w:tentative="1">
+      <w:start w:val="1"/>
+      <w:numFmt w:val="bullet"/>
+      <w:lvlText w:val=""/>
+      <w:lvlJc w:val="left"/>
+      <w:pPr>
+        <w:ind w:left="2520" w:hanging="360"/>
+      </w:pPr>
+      <w:rPr>
+        <w:rFonts w:ascii="Symbol" w:hAnsi="Symbol" w:hint="default"/>
+      </w:rPr>
+    </w:lvl>
+    <w:lvl w:ilvl="4" w:tplc="04160003" w:tentative="1">
+      <w:start w:val="1"/>
+      <w:numFmt w:val="bullet"/>
+      <w:lvlText w:val="o"/>
+      <w:lvlJc w:val="left"/>
+      <w:pPr>
+        <w:ind w:left="3240" w:hanging="360"/>
+      </w:pPr>
+      <w:rPr>
+        <w:rFonts w:ascii="Courier New" w:hAnsi="Courier New" w:cs="Courier New" w:hint="default"/>
+      </w:rPr>
+    </w:lvl>
+    <w:lvl w:ilvl="5" w:tplc="04160005" w:tentative="1">
+      <w:start w:val="1"/>
+      <w:numFmt w:val="bullet"/>
+      <w:lvlText w:val=""/>
+      <w:lvlJc w:val="left"/>
+      <w:pPr>
+        <w:ind w:left="3960" w:hanging="360"/>
+      </w:pPr>
+      <w:rPr>
+        <w:rFonts w:ascii="Wingdings" w:hAnsi="Wingdings" w:hint="default"/>
+      </w:rPr>
+    </w:lvl>
+    <w:lvl w:ilvl="6" w:tplc="04160001" w:tentative="1">
+      <w:start w:val="1"/>
+      <w:numFmt w:val="bullet"/>
+      <w:lvlText w:val=""/>
+      <w:lvlJc w:val="left"/>
+      <w:pPr>
+        <w:ind w:left="4680" w:hanging="360"/>
+      </w:pPr>
+      <w:rPr>
+        <w:rFonts w:ascii="Symbol" w:hAnsi="Symbol" w:hint="default"/>
+      </w:rPr>
+    </w:lvl>
+    <w:lvl w:ilvl="7" w:tplc="04160003" w:tentative="1">
+      <w:start w:val="1"/>
+      <w:numFmt w:val="bullet"/>
+      <w:lvlText w:val="o"/>
+      <w:lvlJc w:val="left"/>
+      <w:pPr>
+        <w:ind w:left="5400" w:hanging="360"/>
+      </w:pPr>
+      <w:rPr>
+        <w:rFonts w:ascii="Courier New" w:hAnsi="Courier New" w:cs="Courier New" w:hint="default"/>
+      </w:rPr>
+    </w:lvl>
+    <w:lvl w:ilvl="8" w:tplc="04160005" w:tentative="1">
+      <w:start w:val="1"/>
+      <w:numFmt w:val="bullet"/>
+      <w:lvlText w:val=""/>
+      <w:lvlJc w:val="left"/>
+      <w:pPr>
+        <w:ind w:left="6120" w:hanging="360"/>
+      </w:pPr>
+      <w:rPr>
+        <w:rFonts w:ascii="Wingdings" w:hAnsi="Wingdings" w:hint="default"/>
+      </w:rPr>
+    </w:lvl>
+  </w:abstractNum>
+  <w:abstractNum w:abstractNumId="7" w15:restartNumberingAfterBreak="0">
     <w:nsid w:val="1B856F87"/>
     <w:multiLevelType w:val="hybridMultilevel"/>
     <w:tmpl w:val="B59A53F0"/>
@@ -1491,7 +2960,233 @@
       </w:rPr>
     </w:lvl>
   </w:abstractNum>
-  <w:abstractNum w:abstractNumId="5" w15:restartNumberingAfterBreak="0">
+  <w:abstractNum w:abstractNumId="8" w15:restartNumberingAfterBreak="0">
+    <w:nsid w:val="2ABA614F"/>
+    <w:multiLevelType w:val="hybridMultilevel"/>
+    <w:tmpl w:val="AB74F8D8"/>
+    <w:lvl w:ilvl="0" w:tplc="04160001">
+      <w:start w:val="1"/>
+      <w:numFmt w:val="bullet"/>
+      <w:lvlText w:val=""/>
+      <w:lvlJc w:val="left"/>
+      <w:pPr>
+        <w:ind w:left="720" w:hanging="360"/>
+      </w:pPr>
+      <w:rPr>
+        <w:rFonts w:ascii="Symbol" w:hAnsi="Symbol" w:hint="default"/>
+      </w:rPr>
+    </w:lvl>
+    <w:lvl w:ilvl="1" w:tplc="04160003" w:tentative="1">
+      <w:start w:val="1"/>
+      <w:numFmt w:val="bullet"/>
+      <w:lvlText w:val="o"/>
+      <w:lvlJc w:val="left"/>
+      <w:pPr>
+        <w:ind w:left="1440" w:hanging="360"/>
+      </w:pPr>
+      <w:rPr>
+        <w:rFonts w:ascii="Courier New" w:hAnsi="Courier New" w:cs="Courier New" w:hint="default"/>
+      </w:rPr>
+    </w:lvl>
+    <w:lvl w:ilvl="2" w:tplc="04160005" w:tentative="1">
+      <w:start w:val="1"/>
+      <w:numFmt w:val="bullet"/>
+      <w:lvlText w:val=""/>
+      <w:lvlJc w:val="left"/>
+      <w:pPr>
+        <w:ind w:left="2160" w:hanging="360"/>
+      </w:pPr>
+      <w:rPr>
+        <w:rFonts w:ascii="Wingdings" w:hAnsi="Wingdings" w:hint="default"/>
+      </w:rPr>
+    </w:lvl>
+    <w:lvl w:ilvl="3" w:tplc="04160001" w:tentative="1">
+      <w:start w:val="1"/>
+      <w:numFmt w:val="bullet"/>
+      <w:lvlText w:val=""/>
+      <w:lvlJc w:val="left"/>
+      <w:pPr>
+        <w:ind w:left="2880" w:hanging="360"/>
+      </w:pPr>
+      <w:rPr>
+        <w:rFonts w:ascii="Symbol" w:hAnsi="Symbol" w:hint="default"/>
+      </w:rPr>
+    </w:lvl>
+    <w:lvl w:ilvl="4" w:tplc="04160003" w:tentative="1">
+      <w:start w:val="1"/>
+      <w:numFmt w:val="bullet"/>
+      <w:lvlText w:val="o"/>
+      <w:lvlJc w:val="left"/>
+      <w:pPr>
+        <w:ind w:left="3600" w:hanging="360"/>
+      </w:pPr>
+      <w:rPr>
+        <w:rFonts w:ascii="Courier New" w:hAnsi="Courier New" w:cs="Courier New" w:hint="default"/>
+      </w:rPr>
+    </w:lvl>
+    <w:lvl w:ilvl="5" w:tplc="04160005" w:tentative="1">
+      <w:start w:val="1"/>
+      <w:numFmt w:val="bullet"/>
+      <w:lvlText w:val=""/>
+      <w:lvlJc w:val="left"/>
+      <w:pPr>
+        <w:ind w:left="4320" w:hanging="360"/>
+      </w:pPr>
+      <w:rPr>
+        <w:rFonts w:ascii="Wingdings" w:hAnsi="Wingdings" w:hint="default"/>
+      </w:rPr>
+    </w:lvl>
+    <w:lvl w:ilvl="6" w:tplc="04160001" w:tentative="1">
+      <w:start w:val="1"/>
+      <w:numFmt w:val="bullet"/>
+      <w:lvlText w:val=""/>
+      <w:lvlJc w:val="left"/>
+      <w:pPr>
+        <w:ind w:left="5040" w:hanging="360"/>
+      </w:pPr>
+      <w:rPr>
+        <w:rFonts w:ascii="Symbol" w:hAnsi="Symbol" w:hint="default"/>
+      </w:rPr>
+    </w:lvl>
+    <w:lvl w:ilvl="7" w:tplc="04160003" w:tentative="1">
+      <w:start w:val="1"/>
+      <w:numFmt w:val="bullet"/>
+      <w:lvlText w:val="o"/>
+      <w:lvlJc w:val="left"/>
+      <w:pPr>
+        <w:ind w:left="5760" w:hanging="360"/>
+      </w:pPr>
+      <w:rPr>
+        <w:rFonts w:ascii="Courier New" w:hAnsi="Courier New" w:cs="Courier New" w:hint="default"/>
+      </w:rPr>
+    </w:lvl>
+    <w:lvl w:ilvl="8" w:tplc="04160005" w:tentative="1">
+      <w:start w:val="1"/>
+      <w:numFmt w:val="bullet"/>
+      <w:lvlText w:val=""/>
+      <w:lvlJc w:val="left"/>
+      <w:pPr>
+        <w:ind w:left="6480" w:hanging="360"/>
+      </w:pPr>
+      <w:rPr>
+        <w:rFonts w:ascii="Wingdings" w:hAnsi="Wingdings" w:hint="default"/>
+      </w:rPr>
+    </w:lvl>
+  </w:abstractNum>
+  <w:abstractNum w:abstractNumId="9" w15:restartNumberingAfterBreak="0">
+    <w:nsid w:val="2ADA2921"/>
+    <w:multiLevelType w:val="hybridMultilevel"/>
+    <w:tmpl w:val="33AE14DC"/>
+    <w:lvl w:ilvl="0" w:tplc="04160001">
+      <w:start w:val="1"/>
+      <w:numFmt w:val="bullet"/>
+      <w:lvlText w:val=""/>
+      <w:lvlJc w:val="left"/>
+      <w:pPr>
+        <w:ind w:left="720" w:hanging="360"/>
+      </w:pPr>
+      <w:rPr>
+        <w:rFonts w:ascii="Symbol" w:hAnsi="Symbol" w:hint="default"/>
+      </w:rPr>
+    </w:lvl>
+    <w:lvl w:ilvl="1" w:tplc="04160003">
+      <w:start w:val="1"/>
+      <w:numFmt w:val="bullet"/>
+      <w:lvlText w:val="o"/>
+      <w:lvlJc w:val="left"/>
+      <w:pPr>
+        <w:ind w:left="1440" w:hanging="360"/>
+      </w:pPr>
+      <w:rPr>
+        <w:rFonts w:ascii="Courier New" w:hAnsi="Courier New" w:cs="Courier New" w:hint="default"/>
+      </w:rPr>
+    </w:lvl>
+    <w:lvl w:ilvl="2" w:tplc="04160005" w:tentative="1">
+      <w:start w:val="1"/>
+      <w:numFmt w:val="bullet"/>
+      <w:lvlText w:val=""/>
+      <w:lvlJc w:val="left"/>
+      <w:pPr>
+        <w:ind w:left="2160" w:hanging="360"/>
+      </w:pPr>
+      <w:rPr>
+        <w:rFonts w:ascii="Wingdings" w:hAnsi="Wingdings" w:hint="default"/>
+      </w:rPr>
+    </w:lvl>
+    <w:lvl w:ilvl="3" w:tplc="04160001" w:tentative="1">
+      <w:start w:val="1"/>
+      <w:numFmt w:val="bullet"/>
+      <w:lvlText w:val=""/>
+      <w:lvlJc w:val="left"/>
+      <w:pPr>
+        <w:ind w:left="2880" w:hanging="360"/>
+      </w:pPr>
+      <w:rPr>
+        <w:rFonts w:ascii="Symbol" w:hAnsi="Symbol" w:hint="default"/>
+      </w:rPr>
+    </w:lvl>
+    <w:lvl w:ilvl="4" w:tplc="04160003" w:tentative="1">
+      <w:start w:val="1"/>
+      <w:numFmt w:val="bullet"/>
+      <w:lvlText w:val="o"/>
+      <w:lvlJc w:val="left"/>
+      <w:pPr>
+        <w:ind w:left="3600" w:hanging="360"/>
+      </w:pPr>
+      <w:rPr>
+        <w:rFonts w:ascii="Courier New" w:hAnsi="Courier New" w:cs="Courier New" w:hint="default"/>
+      </w:rPr>
+    </w:lvl>
+    <w:lvl w:ilvl="5" w:tplc="04160005" w:tentative="1">
+      <w:start w:val="1"/>
+      <w:numFmt w:val="bullet"/>
+      <w:lvlText w:val=""/>
+      <w:lvlJc w:val="left"/>
+      <w:pPr>
+        <w:ind w:left="4320" w:hanging="360"/>
+      </w:pPr>
+      <w:rPr>
+        <w:rFonts w:ascii="Wingdings" w:hAnsi="Wingdings" w:hint="default"/>
+      </w:rPr>
+    </w:lvl>
+    <w:lvl w:ilvl="6" w:tplc="04160001" w:tentative="1">
+      <w:start w:val="1"/>
+      <w:numFmt w:val="bullet"/>
+      <w:lvlText w:val=""/>
+      <w:lvlJc w:val="left"/>
+      <w:pPr>
+        <w:ind w:left="5040" w:hanging="360"/>
+      </w:pPr>
+      <w:rPr>
+        <w:rFonts w:ascii="Symbol" w:hAnsi="Symbol" w:hint="default"/>
+      </w:rPr>
+    </w:lvl>
+    <w:lvl w:ilvl="7" w:tplc="04160003" w:tentative="1">
+      <w:start w:val="1"/>
+      <w:numFmt w:val="bullet"/>
+      <w:lvlText w:val="o"/>
+      <w:lvlJc w:val="left"/>
+      <w:pPr>
+        <w:ind w:left="5760" w:hanging="360"/>
+      </w:pPr>
+      <w:rPr>
+        <w:rFonts w:ascii="Courier New" w:hAnsi="Courier New" w:cs="Courier New" w:hint="default"/>
+      </w:rPr>
+    </w:lvl>
+    <w:lvl w:ilvl="8" w:tplc="04160005" w:tentative="1">
+      <w:start w:val="1"/>
+      <w:numFmt w:val="bullet"/>
+      <w:lvlText w:val=""/>
+      <w:lvlJc w:val="left"/>
+      <w:pPr>
+        <w:ind w:left="6480" w:hanging="360"/>
+      </w:pPr>
+      <w:rPr>
+        <w:rFonts w:ascii="Wingdings" w:hAnsi="Wingdings" w:hint="default"/>
+      </w:rPr>
+    </w:lvl>
+  </w:abstractNum>
+  <w:abstractNum w:abstractNumId="10" w15:restartNumberingAfterBreak="0">
     <w:nsid w:val="3D510BFF"/>
     <w:multiLevelType w:val="hybridMultilevel"/>
     <w:tmpl w:val="C832AB9C"/>
@@ -1604,7 +3299,7 @@
       </w:rPr>
     </w:lvl>
   </w:abstractNum>
-  <w:abstractNum w:abstractNumId="6" w15:restartNumberingAfterBreak="0">
+  <w:abstractNum w:abstractNumId="11" w15:restartNumberingAfterBreak="0">
     <w:nsid w:val="4D8C2891"/>
     <w:multiLevelType w:val="multilevel"/>
     <w:tmpl w:val="FEBC25FC"/>
@@ -1717,7 +3412,7 @@
       </w:rPr>
     </w:lvl>
   </w:abstractNum>
-  <w:abstractNum w:abstractNumId="7" w15:restartNumberingAfterBreak="0">
+  <w:abstractNum w:abstractNumId="12" w15:restartNumberingAfterBreak="0">
     <w:nsid w:val="52A41DD3"/>
     <w:multiLevelType w:val="hybridMultilevel"/>
     <w:tmpl w:val="7D9A1A82"/>
@@ -1830,7 +3525,7 @@
       </w:rPr>
     </w:lvl>
   </w:abstractNum>
-  <w:abstractNum w:abstractNumId="8" w15:restartNumberingAfterBreak="0">
+  <w:abstractNum w:abstractNumId="13" w15:restartNumberingAfterBreak="0">
     <w:nsid w:val="54853411"/>
     <w:multiLevelType w:val="hybridMultilevel"/>
     <w:tmpl w:val="725218BC"/>
@@ -1943,7 +3638,7 @@
       </w:rPr>
     </w:lvl>
   </w:abstractNum>
-  <w:abstractNum w:abstractNumId="9" w15:restartNumberingAfterBreak="0">
+  <w:abstractNum w:abstractNumId="14" w15:restartNumberingAfterBreak="0">
     <w:nsid w:val="553D5AAA"/>
     <w:multiLevelType w:val="hybridMultilevel"/>
     <w:tmpl w:val="E57096D6"/>
@@ -2056,7 +3751,233 @@
       </w:rPr>
     </w:lvl>
   </w:abstractNum>
-  <w:abstractNum w:abstractNumId="10" w15:restartNumberingAfterBreak="0">
+  <w:abstractNum w:abstractNumId="15" w15:restartNumberingAfterBreak="0">
+    <w:nsid w:val="55D10328"/>
+    <w:multiLevelType w:val="hybridMultilevel"/>
+    <w:tmpl w:val="F370D1E0"/>
+    <w:lvl w:ilvl="0" w:tplc="FFFFFFFF">
+      <w:start w:val="1"/>
+      <w:numFmt w:val="bullet"/>
+      <w:lvlText w:val=""/>
+      <w:lvlJc w:val="left"/>
+      <w:pPr>
+        <w:ind w:left="720" w:hanging="360"/>
+      </w:pPr>
+      <w:rPr>
+        <w:rFonts w:ascii="Symbol" w:hAnsi="Symbol" w:hint="default"/>
+      </w:rPr>
+    </w:lvl>
+    <w:lvl w:ilvl="1" w:tplc="04160005">
+      <w:start w:val="1"/>
+      <w:numFmt w:val="bullet"/>
+      <w:lvlText w:val=""/>
+      <w:lvlJc w:val="left"/>
+      <w:pPr>
+        <w:ind w:left="1440" w:hanging="360"/>
+      </w:pPr>
+      <w:rPr>
+        <w:rFonts w:ascii="Wingdings" w:hAnsi="Wingdings" w:hint="default"/>
+      </w:rPr>
+    </w:lvl>
+    <w:lvl w:ilvl="2" w:tplc="FFFFFFFF" w:tentative="1">
+      <w:start w:val="1"/>
+      <w:numFmt w:val="bullet"/>
+      <w:lvlText w:val=""/>
+      <w:lvlJc w:val="left"/>
+      <w:pPr>
+        <w:ind w:left="2160" w:hanging="360"/>
+      </w:pPr>
+      <w:rPr>
+        <w:rFonts w:ascii="Wingdings" w:hAnsi="Wingdings" w:hint="default"/>
+      </w:rPr>
+    </w:lvl>
+    <w:lvl w:ilvl="3" w:tplc="FFFFFFFF" w:tentative="1">
+      <w:start w:val="1"/>
+      <w:numFmt w:val="bullet"/>
+      <w:lvlText w:val=""/>
+      <w:lvlJc w:val="left"/>
+      <w:pPr>
+        <w:ind w:left="2880" w:hanging="360"/>
+      </w:pPr>
+      <w:rPr>
+        <w:rFonts w:ascii="Symbol" w:hAnsi="Symbol" w:hint="default"/>
+      </w:rPr>
+    </w:lvl>
+    <w:lvl w:ilvl="4" w:tplc="FFFFFFFF" w:tentative="1">
+      <w:start w:val="1"/>
+      <w:numFmt w:val="bullet"/>
+      <w:lvlText w:val="o"/>
+      <w:lvlJc w:val="left"/>
+      <w:pPr>
+        <w:ind w:left="3600" w:hanging="360"/>
+      </w:pPr>
+      <w:rPr>
+        <w:rFonts w:ascii="Courier New" w:hAnsi="Courier New" w:cs="Courier New" w:hint="default"/>
+      </w:rPr>
+    </w:lvl>
+    <w:lvl w:ilvl="5" w:tplc="FFFFFFFF" w:tentative="1">
+      <w:start w:val="1"/>
+      <w:numFmt w:val="bullet"/>
+      <w:lvlText w:val=""/>
+      <w:lvlJc w:val="left"/>
+      <w:pPr>
+        <w:ind w:left="4320" w:hanging="360"/>
+      </w:pPr>
+      <w:rPr>
+        <w:rFonts w:ascii="Wingdings" w:hAnsi="Wingdings" w:hint="default"/>
+      </w:rPr>
+    </w:lvl>
+    <w:lvl w:ilvl="6" w:tplc="FFFFFFFF" w:tentative="1">
+      <w:start w:val="1"/>
+      <w:numFmt w:val="bullet"/>
+      <w:lvlText w:val=""/>
+      <w:lvlJc w:val="left"/>
+      <w:pPr>
+        <w:ind w:left="5040" w:hanging="360"/>
+      </w:pPr>
+      <w:rPr>
+        <w:rFonts w:ascii="Symbol" w:hAnsi="Symbol" w:hint="default"/>
+      </w:rPr>
+    </w:lvl>
+    <w:lvl w:ilvl="7" w:tplc="FFFFFFFF" w:tentative="1">
+      <w:start w:val="1"/>
+      <w:numFmt w:val="bullet"/>
+      <w:lvlText w:val="o"/>
+      <w:lvlJc w:val="left"/>
+      <w:pPr>
+        <w:ind w:left="5760" w:hanging="360"/>
+      </w:pPr>
+      <w:rPr>
+        <w:rFonts w:ascii="Courier New" w:hAnsi="Courier New" w:cs="Courier New" w:hint="default"/>
+      </w:rPr>
+    </w:lvl>
+    <w:lvl w:ilvl="8" w:tplc="FFFFFFFF" w:tentative="1">
+      <w:start w:val="1"/>
+      <w:numFmt w:val="bullet"/>
+      <w:lvlText w:val=""/>
+      <w:lvlJc w:val="left"/>
+      <w:pPr>
+        <w:ind w:left="6480" w:hanging="360"/>
+      </w:pPr>
+      <w:rPr>
+        <w:rFonts w:ascii="Wingdings" w:hAnsi="Wingdings" w:hint="default"/>
+      </w:rPr>
+    </w:lvl>
+  </w:abstractNum>
+  <w:abstractNum w:abstractNumId="16" w15:restartNumberingAfterBreak="0">
+    <w:nsid w:val="55E04D37"/>
+    <w:multiLevelType w:val="hybridMultilevel"/>
+    <w:tmpl w:val="EA3A71CA"/>
+    <w:lvl w:ilvl="0" w:tplc="04160001">
+      <w:start w:val="1"/>
+      <w:numFmt w:val="bullet"/>
+      <w:lvlText w:val=""/>
+      <w:lvlJc w:val="left"/>
+      <w:pPr>
+        <w:ind w:left="788" w:hanging="360"/>
+      </w:pPr>
+      <w:rPr>
+        <w:rFonts w:ascii="Symbol" w:hAnsi="Symbol" w:hint="default"/>
+      </w:rPr>
+    </w:lvl>
+    <w:lvl w:ilvl="1" w:tplc="04160003" w:tentative="1">
+      <w:start w:val="1"/>
+      <w:numFmt w:val="bullet"/>
+      <w:lvlText w:val="o"/>
+      <w:lvlJc w:val="left"/>
+      <w:pPr>
+        <w:ind w:left="1508" w:hanging="360"/>
+      </w:pPr>
+      <w:rPr>
+        <w:rFonts w:ascii="Courier New" w:hAnsi="Courier New" w:cs="Courier New" w:hint="default"/>
+      </w:rPr>
+    </w:lvl>
+    <w:lvl w:ilvl="2" w:tplc="04160005" w:tentative="1">
+      <w:start w:val="1"/>
+      <w:numFmt w:val="bullet"/>
+      <w:lvlText w:val=""/>
+      <w:lvlJc w:val="left"/>
+      <w:pPr>
+        <w:ind w:left="2228" w:hanging="360"/>
+      </w:pPr>
+      <w:rPr>
+        <w:rFonts w:ascii="Wingdings" w:hAnsi="Wingdings" w:hint="default"/>
+      </w:rPr>
+    </w:lvl>
+    <w:lvl w:ilvl="3" w:tplc="04160001" w:tentative="1">
+      <w:start w:val="1"/>
+      <w:numFmt w:val="bullet"/>
+      <w:lvlText w:val=""/>
+      <w:lvlJc w:val="left"/>
+      <w:pPr>
+        <w:ind w:left="2948" w:hanging="360"/>
+      </w:pPr>
+      <w:rPr>
+        <w:rFonts w:ascii="Symbol" w:hAnsi="Symbol" w:hint="default"/>
+      </w:rPr>
+    </w:lvl>
+    <w:lvl w:ilvl="4" w:tplc="04160003" w:tentative="1">
+      <w:start w:val="1"/>
+      <w:numFmt w:val="bullet"/>
+      <w:lvlText w:val="o"/>
+      <w:lvlJc w:val="left"/>
+      <w:pPr>
+        <w:ind w:left="3668" w:hanging="360"/>
+      </w:pPr>
+      <w:rPr>
+        <w:rFonts w:ascii="Courier New" w:hAnsi="Courier New" w:cs="Courier New" w:hint="default"/>
+      </w:rPr>
+    </w:lvl>
+    <w:lvl w:ilvl="5" w:tplc="04160005" w:tentative="1">
+      <w:start w:val="1"/>
+      <w:numFmt w:val="bullet"/>
+      <w:lvlText w:val=""/>
+      <w:lvlJc w:val="left"/>
+      <w:pPr>
+        <w:ind w:left="4388" w:hanging="360"/>
+      </w:pPr>
+      <w:rPr>
+        <w:rFonts w:ascii="Wingdings" w:hAnsi="Wingdings" w:hint="default"/>
+      </w:rPr>
+    </w:lvl>
+    <w:lvl w:ilvl="6" w:tplc="04160001" w:tentative="1">
+      <w:start w:val="1"/>
+      <w:numFmt w:val="bullet"/>
+      <w:lvlText w:val=""/>
+      <w:lvlJc w:val="left"/>
+      <w:pPr>
+        <w:ind w:left="5108" w:hanging="360"/>
+      </w:pPr>
+      <w:rPr>
+        <w:rFonts w:ascii="Symbol" w:hAnsi="Symbol" w:hint="default"/>
+      </w:rPr>
+    </w:lvl>
+    <w:lvl w:ilvl="7" w:tplc="04160003" w:tentative="1">
+      <w:start w:val="1"/>
+      <w:numFmt w:val="bullet"/>
+      <w:lvlText w:val="o"/>
+      <w:lvlJc w:val="left"/>
+      <w:pPr>
+        <w:ind w:left="5828" w:hanging="360"/>
+      </w:pPr>
+      <w:rPr>
+        <w:rFonts w:ascii="Courier New" w:hAnsi="Courier New" w:cs="Courier New" w:hint="default"/>
+      </w:rPr>
+    </w:lvl>
+    <w:lvl w:ilvl="8" w:tplc="04160005" w:tentative="1">
+      <w:start w:val="1"/>
+      <w:numFmt w:val="bullet"/>
+      <w:lvlText w:val=""/>
+      <w:lvlJc w:val="left"/>
+      <w:pPr>
+        <w:ind w:left="6548" w:hanging="360"/>
+      </w:pPr>
+      <w:rPr>
+        <w:rFonts w:ascii="Wingdings" w:hAnsi="Wingdings" w:hint="default"/>
+      </w:rPr>
+    </w:lvl>
+  </w:abstractNum>
+  <w:abstractNum w:abstractNumId="17" w15:restartNumberingAfterBreak="0">
     <w:nsid w:val="5AD14F47"/>
     <w:multiLevelType w:val="hybridMultilevel"/>
     <w:tmpl w:val="5234ED18"/>
@@ -2169,7 +4090,7 @@
       </w:rPr>
     </w:lvl>
   </w:abstractNum>
-  <w:abstractNum w:abstractNumId="11" w15:restartNumberingAfterBreak="0">
+  <w:abstractNum w:abstractNumId="18" w15:restartNumberingAfterBreak="0">
     <w:nsid w:val="5DD1630D"/>
     <w:multiLevelType w:val="hybridMultilevel"/>
     <w:tmpl w:val="86A25DE4"/>
@@ -2282,7 +4203,120 @@
       </w:rPr>
     </w:lvl>
   </w:abstractNum>
-  <w:abstractNum w:abstractNumId="12" w15:restartNumberingAfterBreak="0">
+  <w:abstractNum w:abstractNumId="19" w15:restartNumberingAfterBreak="0">
+    <w:nsid w:val="6D744826"/>
+    <w:multiLevelType w:val="hybridMultilevel"/>
+    <w:tmpl w:val="5512EBB0"/>
+    <w:lvl w:ilvl="0" w:tplc="04160001">
+      <w:start w:val="1"/>
+      <w:numFmt w:val="bullet"/>
+      <w:lvlText w:val=""/>
+      <w:lvlJc w:val="left"/>
+      <w:pPr>
+        <w:ind w:left="360" w:hanging="360"/>
+      </w:pPr>
+      <w:rPr>
+        <w:rFonts w:ascii="Symbol" w:hAnsi="Symbol" w:hint="default"/>
+      </w:rPr>
+    </w:lvl>
+    <w:lvl w:ilvl="1" w:tplc="04160003" w:tentative="1">
+      <w:start w:val="1"/>
+      <w:numFmt w:val="bullet"/>
+      <w:lvlText w:val="o"/>
+      <w:lvlJc w:val="left"/>
+      <w:pPr>
+        <w:ind w:left="1080" w:hanging="360"/>
+      </w:pPr>
+      <w:rPr>
+        <w:rFonts w:ascii="Courier New" w:hAnsi="Courier New" w:cs="Courier New" w:hint="default"/>
+      </w:rPr>
+    </w:lvl>
+    <w:lvl w:ilvl="2" w:tplc="04160005" w:tentative="1">
+      <w:start w:val="1"/>
+      <w:numFmt w:val="bullet"/>
+      <w:lvlText w:val=""/>
+      <w:lvlJc w:val="left"/>
+      <w:pPr>
+        <w:ind w:left="1800" w:hanging="360"/>
+      </w:pPr>
+      <w:rPr>
+        <w:rFonts w:ascii="Wingdings" w:hAnsi="Wingdings" w:hint="default"/>
+      </w:rPr>
+    </w:lvl>
+    <w:lvl w:ilvl="3" w:tplc="04160001" w:tentative="1">
+      <w:start w:val="1"/>
+      <w:numFmt w:val="bullet"/>
+      <w:lvlText w:val=""/>
+      <w:lvlJc w:val="left"/>
+      <w:pPr>
+        <w:ind w:left="2520" w:hanging="360"/>
+      </w:pPr>
+      <w:rPr>
+        <w:rFonts w:ascii="Symbol" w:hAnsi="Symbol" w:hint="default"/>
+      </w:rPr>
+    </w:lvl>
+    <w:lvl w:ilvl="4" w:tplc="04160003" w:tentative="1">
+      <w:start w:val="1"/>
+      <w:numFmt w:val="bullet"/>
+      <w:lvlText w:val="o"/>
+      <w:lvlJc w:val="left"/>
+      <w:pPr>
+        <w:ind w:left="3240" w:hanging="360"/>
+      </w:pPr>
+      <w:rPr>
+        <w:rFonts w:ascii="Courier New" w:hAnsi="Courier New" w:cs="Courier New" w:hint="default"/>
+      </w:rPr>
+    </w:lvl>
+    <w:lvl w:ilvl="5" w:tplc="04160005" w:tentative="1">
+      <w:start w:val="1"/>
+      <w:numFmt w:val="bullet"/>
+      <w:lvlText w:val=""/>
+      <w:lvlJc w:val="left"/>
+      <w:pPr>
+        <w:ind w:left="3960" w:hanging="360"/>
+      </w:pPr>
+      <w:rPr>
+        <w:rFonts w:ascii="Wingdings" w:hAnsi="Wingdings" w:hint="default"/>
+      </w:rPr>
+    </w:lvl>
+    <w:lvl w:ilvl="6" w:tplc="04160001" w:tentative="1">
+      <w:start w:val="1"/>
+      <w:numFmt w:val="bullet"/>
+      <w:lvlText w:val=""/>
+      <w:lvlJc w:val="left"/>
+      <w:pPr>
+        <w:ind w:left="4680" w:hanging="360"/>
+      </w:pPr>
+      <w:rPr>
+        <w:rFonts w:ascii="Symbol" w:hAnsi="Symbol" w:hint="default"/>
+      </w:rPr>
+    </w:lvl>
+    <w:lvl w:ilvl="7" w:tplc="04160003" w:tentative="1">
+      <w:start w:val="1"/>
+      <w:numFmt w:val="bullet"/>
+      <w:lvlText w:val="o"/>
+      <w:lvlJc w:val="left"/>
+      <w:pPr>
+        <w:ind w:left="5400" w:hanging="360"/>
+      </w:pPr>
+      <w:rPr>
+        <w:rFonts w:ascii="Courier New" w:hAnsi="Courier New" w:cs="Courier New" w:hint="default"/>
+      </w:rPr>
+    </w:lvl>
+    <w:lvl w:ilvl="8" w:tplc="04160005" w:tentative="1">
+      <w:start w:val="1"/>
+      <w:numFmt w:val="bullet"/>
+      <w:lvlText w:val=""/>
+      <w:lvlJc w:val="left"/>
+      <w:pPr>
+        <w:ind w:left="6120" w:hanging="360"/>
+      </w:pPr>
+      <w:rPr>
+        <w:rFonts w:ascii="Wingdings" w:hAnsi="Wingdings" w:hint="default"/>
+      </w:rPr>
+    </w:lvl>
+  </w:abstractNum>
+  <w:abstractNum w:abstractNumId="20" w15:restartNumberingAfterBreak="0">
     <w:nsid w:val="6E103893"/>
     <w:multiLevelType w:val="hybridMultilevel"/>
     <w:tmpl w:val="19B4552C"/>
@@ -2395,7 +4429,7 @@
       </w:rPr>
     </w:lvl>
   </w:abstractNum>
-  <w:abstractNum w:abstractNumId="13" w15:restartNumberingAfterBreak="0">
+  <w:abstractNum w:abstractNumId="21" w15:restartNumberingAfterBreak="0">
     <w:nsid w:val="6E6B47E2"/>
     <w:multiLevelType w:val="hybridMultilevel"/>
     <w:tmpl w:val="C2640BFC"/>
@@ -2508,7 +4542,7 @@
       </w:rPr>
     </w:lvl>
   </w:abstractNum>
-  <w:abstractNum w:abstractNumId="14" w15:restartNumberingAfterBreak="0">
+  <w:abstractNum w:abstractNumId="22" w15:restartNumberingAfterBreak="0">
     <w:nsid w:val="7D8A59B3"/>
     <w:multiLevelType w:val="hybridMultilevel"/>
     <w:tmpl w:val="C994A66E"/>
@@ -2622,55 +4656,79 @@
     </w:lvl>
   </w:abstractNum>
   <w:num w:numId="1" w16cid:durableId="847256391">
-    <w:abstractNumId w:val="6"/>
+    <w:abstractNumId w:val="11"/>
   </w:num>
   <w:num w:numId="2" w16cid:durableId="25106127">
-    <w:abstractNumId w:val="2"/>
+    <w:abstractNumId w:val="3"/>
   </w:num>
   <w:num w:numId="3" w16cid:durableId="1189105748">
-    <w:abstractNumId w:val="14"/>
+    <w:abstractNumId w:val="22"/>
   </w:num>
   <w:num w:numId="4" w16cid:durableId="275992725">
-    <w:abstractNumId w:val="3"/>
+    <w:abstractNumId w:val="5"/>
   </w:num>
   <w:num w:numId="5" w16cid:durableId="224099258">
-    <w:abstractNumId w:val="9"/>
+    <w:abstractNumId w:val="14"/>
   </w:num>
   <w:num w:numId="6" w16cid:durableId="361980217">
     <w:abstractNumId w:val="0"/>
   </w:num>
   <w:num w:numId="7" w16cid:durableId="1894197293">
+    <w:abstractNumId w:val="20"/>
+  </w:num>
+  <w:num w:numId="8" w16cid:durableId="33778103">
+    <w:abstractNumId w:val="13"/>
+  </w:num>
+  <w:num w:numId="9" w16cid:durableId="49811370">
+    <w:abstractNumId w:val="2"/>
+  </w:num>
+  <w:num w:numId="10" w16cid:durableId="1058623638">
+    <w:abstractNumId w:val="17"/>
+  </w:num>
+  <w:num w:numId="11" w16cid:durableId="125201193">
     <w:abstractNumId w:val="12"/>
   </w:num>
-  <w:num w:numId="8" w16cid:durableId="33778103">
+  <w:num w:numId="12" w16cid:durableId="1812865782">
+    <w:abstractNumId w:val="18"/>
+  </w:num>
+  <w:num w:numId="13" w16cid:durableId="672490362">
+    <w:abstractNumId w:val="7"/>
+  </w:num>
+  <w:num w:numId="14" w16cid:durableId="536771488">
+    <w:abstractNumId w:val="21"/>
+  </w:num>
+  <w:num w:numId="15" w16cid:durableId="1730230650">
+    <w:abstractNumId w:val="10"/>
+  </w:num>
+  <w:num w:numId="16" w16cid:durableId="377820097">
+    <w:abstractNumId w:val="1"/>
+  </w:num>
+  <w:num w:numId="17" w16cid:durableId="1483699248">
+    <w:abstractNumId w:val="9"/>
+  </w:num>
+  <w:num w:numId="18" w16cid:durableId="1287807555">
+    <w:abstractNumId w:val="15"/>
+  </w:num>
+  <w:num w:numId="19" w16cid:durableId="1432237438">
+    <w:abstractNumId w:val="16"/>
+  </w:num>
+  <w:num w:numId="20" w16cid:durableId="575742848">
     <w:abstractNumId w:val="8"/>
   </w:num>
-  <w:num w:numId="9" w16cid:durableId="49811370">
-    <w:abstractNumId w:val="1"/>
-  </w:num>
-  <w:num w:numId="10" w16cid:durableId="1058623638">
-    <w:abstractNumId w:val="10"/>
-  </w:num>
-  <w:num w:numId="11" w16cid:durableId="125201193">
-    <w:abstractNumId w:val="7"/>
-  </w:num>
-  <w:num w:numId="12" w16cid:durableId="1812865782">
-    <w:abstractNumId w:val="11"/>
-  </w:num>
-  <w:num w:numId="13" w16cid:durableId="672490362">
+  <w:num w:numId="21" w16cid:durableId="1296793512">
     <w:abstractNumId w:val="4"/>
   </w:num>
-  <w:num w:numId="14" w16cid:durableId="536771488">
-    <w:abstractNumId w:val="13"/>
+  <w:num w:numId="22" w16cid:durableId="693464180">
+    <w:abstractNumId w:val="19"/>
   </w:num>
-  <w:num w:numId="15" w16cid:durableId="1730230650">
-    <w:abstractNumId w:val="5"/>
+  <w:num w:numId="23" w16cid:durableId="1187983433">
+    <w:abstractNumId w:val="6"/>
   </w:num>
 </w:numbering>
 </file>
 
 <file path=word/styles.xml><?xml version="1.0" encoding="utf-8"?>
-<w:styles xmlns:mc="http://schemas.openxmlformats.org/markup-compatibility/2006" xmlns:r="http://schemas.openxmlformats.org/officeDocument/2006/relationships" xmlns:w="http://schemas.openxmlformats.org/wordprocessingml/2006/main" xmlns:w14="http://schemas.microsoft.com/office/word/2010/wordml" xmlns:w15="http://schemas.microsoft.com/office/word/2012/wordml" xmlns:w16cex="http://schemas.microsoft.com/office/word/2018/wordml/cex" xmlns:w16cid="http://schemas.microsoft.com/office/word/2016/wordml/cid" xmlns:w16="http://schemas.microsoft.com/office/word/2018/wordml" xmlns:w16sdtdh="http://schemas.microsoft.com/office/word/2020/wordml/sdtdatahash" xmlns:w16se="http://schemas.microsoft.com/office/word/2015/wordml/symex" mc:Ignorable="w14 w15 w16se w16cid w16 w16cex w16sdtdh">
+<w:styles xmlns:mc="http://schemas.openxmlformats.org/markup-compatibility/2006" xmlns:r="http://schemas.openxmlformats.org/officeDocument/2006/relationships" xmlns:w="http://schemas.openxmlformats.org/wordprocessingml/2006/main" xmlns:w14="http://schemas.microsoft.com/office/word/2010/wordml" xmlns:w15="http://schemas.microsoft.com/office/word/2012/wordml" xmlns:w16cex="http://schemas.microsoft.com/office/word/2018/wordml/cex" xmlns:w16cid="http://schemas.microsoft.com/office/word/2016/wordml/cid" xmlns:w16="http://schemas.microsoft.com/office/word/2018/wordml" xmlns:w16du="http://schemas.microsoft.com/office/word/2023/wordml/word16du" xmlns:w16sdtdh="http://schemas.microsoft.com/office/word/2020/wordml/sdtdatahash" xmlns:w16sdtfl="http://schemas.microsoft.com/office/word/2024/wordml/sdtformatlock" xmlns:w16se="http://schemas.microsoft.com/office/word/2015/wordml/symex" mc:Ignorable="w14 w15 w16se w16cid w16 w16cex w16sdtdh w16sdtfl w16du">
   <w:docDefaults>
     <w:rPrDefault>
       <w:rPr>
@@ -3069,7 +5127,7 @@
   <w:style w:type="paragraph" w:default="1" w:styleId="Normal">
     <w:name w:val="Normal"/>
     <w:qFormat/>
-    <w:rsid w:val="0004433A"/>
+    <w:rsid w:val="0008318D"/>
     <w:rPr>
       <w:lang w:val="en-US"/>
     </w:rPr>
@@ -3274,7 +5332,6 @@
   <w:style w:type="character" w:default="1" w:styleId="Fontepargpadro">
     <w:name w:val="Default Paragraph Font"/>
     <w:uiPriority w:val="1"/>
-    <w:semiHidden/>
     <w:unhideWhenUsed/>
   </w:style>
   <w:style w:type="table" w:default="1" w:styleId="Tabelanormal">
@@ -3716,6 +5773,19 @@
       <w:u w:val="single"/>
     </w:rPr>
   </w:style>
+  <w:style w:type="paragraph" w:styleId="NormalWeb">
+    <w:name w:val="Normal (Web)"/>
+    <w:basedOn w:val="Normal"/>
+    <w:uiPriority w:val="99"/>
+    <w:semiHidden/>
+    <w:unhideWhenUsed/>
+    <w:rsid w:val="00B6239F"/>
+    <w:rPr>
+      <w:rFonts w:ascii="Times New Roman" w:hAnsi="Times New Roman" w:cs="Times New Roman"/>
+      <w:sz w:val="24"/>
+      <w:szCs w:val="24"/>
+    </w:rPr>
+  </w:style>
 </w:styles>
 </file>
 
